--- a/templates/raport-mid.docx
+++ b/templates/raport-mid.docx
@@ -277,7 +277,7 @@
     </w:p>
     <w:tbl>
       <w:tblPr>
-        <w:tblW w:w="0" w:type="auto"/>
+        <w:tblW w:w="10331" w:type="dxa"/>
         <w:tblInd w:w="247" w:type="dxa"/>
         <w:tblBorders>
           <w:top w:val="double" w:sz="8" w:space="0" w:color="000000"/>
@@ -325,11 +325,11 @@
               <w:bottom w:val="nil"/>
               <w:right w:val="nil"/>
             </w:tcBorders>
-          </w:tcPr>
-          <w:p>
-            <w:pPr>
-              <w:pStyle w:val="TableParagraph"/>
-              <w:spacing w:before="7"/>
+            <w:vAlign w:val="center"/>
+          </w:tcPr>
+          <w:p>
+            <w:pPr>
+              <w:pStyle w:val="TableParagraph"/>
               <w:ind w:left="165"/>
               <w:rPr>
                 <w:sz w:val="21"/>
@@ -352,13 +352,12 @@
               <w:bottom w:val="nil"/>
               <w:right w:val="nil"/>
             </w:tcBorders>
-          </w:tcPr>
-          <w:p>
-            <w:pPr>
-              <w:pStyle w:val="TableParagraph"/>
-              <w:spacing w:before="17"/>
+            <w:vAlign w:val="center"/>
+          </w:tcPr>
+          <w:p>
+            <w:pPr>
+              <w:pStyle w:val="TableParagraph"/>
               <w:ind w:left="54"/>
-              <w:jc w:val="center"/>
               <w:rPr>
                 <w:sz w:val="21"/>
               </w:rPr>
@@ -381,12 +380,11 @@
               <w:bottom w:val="single" w:sz="8" w:space="0" w:color="000000"/>
               <w:right w:val="nil"/>
             </w:tcBorders>
-          </w:tcPr>
-          <w:p>
-            <w:pPr>
-              <w:pStyle w:val="TableParagraph"/>
-              <w:spacing w:before="7"/>
-              <w:ind w:left="46"/>
+            <w:vAlign w:val="center"/>
+          </w:tcPr>
+          <w:p>
+            <w:pPr>
+              <w:pStyle w:val="TableParagraph"/>
               <w:rPr>
                 <w:b/>
                 <w:sz w:val="21"/>
@@ -604,11 +602,11 @@
               <w:bottom w:val="nil"/>
               <w:right w:val="nil"/>
             </w:tcBorders>
-          </w:tcPr>
-          <w:p>
-            <w:pPr>
-              <w:pStyle w:val="TableParagraph"/>
-              <w:spacing w:before="7"/>
+            <w:vAlign w:val="center"/>
+          </w:tcPr>
+          <w:p>
+            <w:pPr>
+              <w:pStyle w:val="TableParagraph"/>
               <w:ind w:left="165"/>
               <w:rPr>
                 <w:sz w:val="21"/>
@@ -645,13 +643,12 @@
               <w:bottom w:val="nil"/>
               <w:right w:val="nil"/>
             </w:tcBorders>
-          </w:tcPr>
-          <w:p>
-            <w:pPr>
-              <w:pStyle w:val="TableParagraph"/>
-              <w:spacing w:before="7" w:line="248" w:lineRule="exact"/>
+            <w:vAlign w:val="center"/>
+          </w:tcPr>
+          <w:p>
+            <w:pPr>
+              <w:pStyle w:val="TableParagraph"/>
               <w:ind w:left="54" w:right="1"/>
-              <w:jc w:val="center"/>
               <w:rPr>
                 <w:sz w:val="23"/>
               </w:rPr>
@@ -675,6 +672,7 @@
               <w:bottom w:val="single" w:sz="8" w:space="0" w:color="000000"/>
               <w:right w:val="nil"/>
             </w:tcBorders>
+            <w:vAlign w:val="center"/>
           </w:tcPr>
           <w:p>
             <w:pPr>
@@ -913,11 +911,11 @@
               <w:bottom w:val="nil"/>
               <w:right w:val="nil"/>
             </w:tcBorders>
-          </w:tcPr>
-          <w:p>
-            <w:pPr>
-              <w:pStyle w:val="TableParagraph"/>
-              <w:spacing w:before="7"/>
+            <w:vAlign w:val="center"/>
+          </w:tcPr>
+          <w:p>
+            <w:pPr>
+              <w:pStyle w:val="TableParagraph"/>
               <w:ind w:left="165"/>
               <w:rPr>
                 <w:sz w:val="21"/>
@@ -941,13 +939,12 @@
               <w:bottom w:val="nil"/>
               <w:right w:val="nil"/>
             </w:tcBorders>
-          </w:tcPr>
-          <w:p>
-            <w:pPr>
-              <w:pStyle w:val="TableParagraph"/>
-              <w:spacing w:before="7" w:line="248" w:lineRule="exact"/>
+            <w:vAlign w:val="center"/>
+          </w:tcPr>
+          <w:p>
+            <w:pPr>
+              <w:pStyle w:val="TableParagraph"/>
               <w:ind w:left="54" w:right="1"/>
-              <w:jc w:val="center"/>
               <w:rPr>
                 <w:sz w:val="23"/>
               </w:rPr>
@@ -971,6 +968,7 @@
               <w:bottom w:val="single" w:sz="8" w:space="0" w:color="000000"/>
               <w:right w:val="nil"/>
             </w:tcBorders>
+            <w:vAlign w:val="center"/>
           </w:tcPr>
           <w:p>
             <w:pPr>
@@ -1014,6 +1012,8 @@
               </w:rPr>
               <w:t>}</w:t>
             </w:r>
+            <w:bookmarkStart w:id="0" w:name="_GoBack"/>
+            <w:bookmarkEnd w:id="0"/>
           </w:p>
         </w:tc>
         <w:tc>
@@ -1198,7 +1198,7 @@
       </w:tr>
       <w:tr>
         <w:trPr>
-          <w:trHeight w:val="354"/>
+          <w:trHeight w:val="117"/>
         </w:trPr>
         <w:tc>
           <w:tcPr>
@@ -1208,11 +1208,11 @@
               <w:top w:val="nil"/>
               <w:right w:val="nil"/>
             </w:tcBorders>
-          </w:tcPr>
-          <w:p>
-            <w:pPr>
-              <w:pStyle w:val="TableParagraph"/>
-              <w:spacing w:before="57"/>
+            <w:vAlign w:val="center"/>
+          </w:tcPr>
+          <w:p>
+            <w:pPr>
+              <w:pStyle w:val="TableParagraph"/>
               <w:ind w:left="165"/>
               <w:rPr>
                 <w:sz w:val="21"/>
@@ -1235,13 +1235,12 @@
               <w:left w:val="nil"/>
               <w:right w:val="nil"/>
             </w:tcBorders>
-          </w:tcPr>
-          <w:p>
-            <w:pPr>
-              <w:pStyle w:val="TableParagraph"/>
-              <w:spacing w:before="67"/>
+            <w:vAlign w:val="center"/>
+          </w:tcPr>
+          <w:p>
+            <w:pPr>
+              <w:pStyle w:val="TableParagraph"/>
               <w:ind w:left="54"/>
-              <w:jc w:val="center"/>
               <w:rPr>
                 <w:sz w:val="21"/>
               </w:rPr>
@@ -1264,6 +1263,7 @@
               <w:left w:val="nil"/>
               <w:right w:val="nil"/>
             </w:tcBorders>
+            <w:vAlign w:val="center"/>
           </w:tcPr>
           <w:p>
             <w:pPr>
@@ -2330,6 +2330,7 @@
           <w:p>
             <w:pPr>
               <w:pStyle w:val="TableParagraph"/>
+              <w:bidi/>
               <w:spacing w:before="18"/>
               <w:ind w:left="7"/>
               <w:jc w:val="center"/>
@@ -2438,6 +2439,7 @@
           <w:p>
             <w:pPr>
               <w:pStyle w:val="TableParagraph"/>
+              <w:bidi/>
               <w:spacing w:line="243" w:lineRule="exact"/>
               <w:ind w:left="26" w:right="3"/>
               <w:jc w:val="center"/>
@@ -2495,7 +2497,8 @@
             <w:pPr>
               <w:pStyle w:val="TableParagraph"/>
               <w:spacing w:before="72"/>
-              <w:ind w:left="345" w:right="-15"/>
+              <w:ind w:right="-15"/>
+              <w:jc w:val="center"/>
               <w:rPr>
                 <w:b/>
                 <w:sz w:val="21"/>
@@ -2539,7 +2542,7 @@
               <w:pStyle w:val="TableParagraph"/>
               <w:spacing w:before="81"/>
               <w:ind w:right="121"/>
-              <w:jc w:val="right"/>
+              <w:jc w:val="center"/>
               <w:rPr>
                 <w:b/>
                 <w:sz w:val="21"/>
@@ -2653,7 +2656,7 @@
             <w:pPr>
               <w:pStyle w:val="TableParagraph"/>
               <w:spacing w:before="81"/>
-              <w:ind w:left="114"/>
+              <w:ind w:left="-30"/>
               <w:jc w:val="center"/>
               <w:rPr>
                 <w:b/>
@@ -2681,7 +2684,8 @@
             <w:pPr>
               <w:pStyle w:val="TableParagraph"/>
               <w:spacing w:before="72"/>
-              <w:ind w:left="197"/>
+              <w:ind w:left="12"/>
+              <w:jc w:val="center"/>
               <w:rPr>
                 <w:b/>
                 <w:sz w:val="21"/>
@@ -2729,8 +2733,10 @@
           <w:p>
             <w:pPr>
               <w:pStyle w:val="TableParagraph"/>
+              <w:bidi/>
               <w:spacing w:before="74"/>
               <w:ind w:left="103"/>
+              <w:jc w:val="center"/>
               <w:rPr>
                 <w:rFonts w:ascii="Arial"/>
                 <w:b/>
@@ -2786,8 +2792,10 @@
           <w:p>
             <w:pPr>
               <w:pStyle w:val="TableParagraph"/>
+              <w:bidi/>
               <w:spacing w:before="84"/>
-              <w:ind w:left="89"/>
+              <w:ind w:left="103"/>
+              <w:jc w:val="center"/>
               <w:rPr>
                 <w:rFonts w:ascii="Arial"/>
                 <w:b/>
@@ -2819,7 +2827,8 @@
               <w:pStyle w:val="TableParagraph"/>
               <w:bidi/>
               <w:spacing w:before="74"/>
-              <w:ind w:left="353" w:right="215"/>
+              <w:ind w:left="103" w:right="215"/>
+              <w:jc w:val="center"/>
               <w:rPr>
                 <w:rFonts w:ascii="Arial" w:cs="Arial"/>
                 <w:b/>
@@ -2853,8 +2862,10 @@
           <w:p>
             <w:pPr>
               <w:pStyle w:val="TableParagraph"/>
+              <w:bidi/>
               <w:spacing w:before="74"/>
-              <w:ind w:left="125" w:right="-15"/>
+              <w:ind w:left="103" w:right="-15"/>
+              <w:jc w:val="center"/>
               <w:rPr>
                 <w:rFonts w:ascii="Arial"/>
                 <w:b/>
@@ -2907,9 +2918,10 @@
           <w:p>
             <w:pPr>
               <w:pStyle w:val="TableParagraph"/>
+              <w:bidi/>
               <w:spacing w:before="84"/>
-              <w:ind w:right="31"/>
-              <w:jc w:val="right"/>
+              <w:ind w:left="103" w:right="31"/>
+              <w:jc w:val="center"/>
               <w:rPr>
                 <w:rFonts w:ascii="Arial"/>
                 <w:b/>
@@ -2940,7 +2952,8 @@
               <w:pStyle w:val="TableParagraph"/>
               <w:bidi/>
               <w:spacing w:before="74"/>
-              <w:ind w:left="290" w:right="343"/>
+              <w:ind w:left="86" w:right="343"/>
+              <w:jc w:val="center"/>
               <w:rPr>
                 <w:rFonts w:ascii="Arial" w:cs="Arial"/>
                 <w:b/>
@@ -3053,7 +3066,7 @@
             <w:pPr>
               <w:pStyle w:val="TableParagraph"/>
               <w:spacing w:before="24"/>
-              <w:ind w:left="399"/>
+              <w:jc w:val="center"/>
               <w:rPr>
                 <w:rFonts w:ascii="Arial" w:cs="Arial"/>
                 <w:b/>
@@ -3335,16 +3348,325 @@
               <w:pStyle w:val="TableParagraph"/>
               <w:bidi/>
               <w:spacing w:before="55"/>
-              <w:ind w:left="837"/>
+              <w:jc w:val="center"/>
               <w:rPr>
                 <w:rFonts w:ascii="Times New Roman" w:cs="Times New Roman"/>
                 <w:b/>
                 <w:bCs/>
                 <w:sz w:val="39"/>
                 <w:szCs w:val="39"/>
-              </w:rPr>
-            </w:pPr>
-            <w:r>
+                <w:lang w:val="en-US"/>
+              </w:rPr>
+            </w:pPr>
+            <w:r>
+              <w:rPr>
+                <w:rFonts w:ascii="Times New Roman" w:cs="Times New Roman"/>
+                <w:b/>
+                <w:bCs/>
+                <w:w w:val="79"/>
+                <w:sz w:val="39"/>
+                <w:szCs w:val="39"/>
+                <w:lang w:val="en-US"/>
+              </w:rPr>
+              <w:t>${</w:t>
+            </w:r>
+            <w:proofErr w:type="spellStart"/>
+            <w:r>
+              <w:rPr>
+                <w:rFonts w:ascii="Times New Roman" w:cs="Times New Roman"/>
+                <w:b/>
+                <w:bCs/>
+                <w:w w:val="79"/>
+                <w:sz w:val="39"/>
+                <w:szCs w:val="39"/>
+                <w:lang w:val="en-US"/>
+              </w:rPr>
+              <w:t>predikat_arab</w:t>
+            </w:r>
+            <w:proofErr w:type="spellEnd"/>
+            <w:r>
+              <w:rPr>
+                <w:rFonts w:ascii="Times New Roman" w:cs="Times New Roman"/>
+                <w:b/>
+                <w:bCs/>
+                <w:w w:val="79"/>
+                <w:sz w:val="39"/>
+                <w:szCs w:val="39"/>
+                <w:lang w:val="en-US"/>
+              </w:rPr>
+              <w:t>}</w:t>
+            </w:r>
+          </w:p>
+        </w:tc>
+        <w:tc>
+          <w:tcPr>
+            <w:tcW w:w="526" w:type="dxa"/>
+            <w:tcBorders>
+              <w:top w:val="single" w:sz="8" w:space="0" w:color="000000"/>
+              <w:left w:val="nil"/>
+              <w:bottom w:val="nil"/>
+              <w:right w:val="nil"/>
+            </w:tcBorders>
+          </w:tcPr>
+          <w:p>
+            <w:pPr>
+              <w:pStyle w:val="TableParagraph"/>
+              <w:rPr>
+                <w:rFonts w:ascii="Times New Roman"/>
+              </w:rPr>
+            </w:pPr>
+          </w:p>
+        </w:tc>
+        <w:tc>
+          <w:tcPr>
+            <w:tcW w:w="947" w:type="dxa"/>
+            <w:tcBorders>
+              <w:top w:val="single" w:sz="8" w:space="0" w:color="000000"/>
+              <w:left w:val="nil"/>
+              <w:bottom w:val="nil"/>
+            </w:tcBorders>
+          </w:tcPr>
+          <w:p>
+            <w:pPr>
+              <w:pStyle w:val="TableParagraph"/>
+              <w:rPr>
+                <w:rFonts w:ascii="Times New Roman"/>
+              </w:rPr>
+            </w:pPr>
+          </w:p>
+        </w:tc>
+        <w:tc>
+          <w:tcPr>
+            <w:tcW w:w="750" w:type="dxa"/>
+            <w:tcBorders>
+              <w:top w:val="nil"/>
+              <w:bottom w:val="nil"/>
+              <w:right w:val="nil"/>
+            </w:tcBorders>
+          </w:tcPr>
+          <w:p>
+            <w:pPr>
+              <w:pStyle w:val="TableParagraph"/>
+              <w:rPr>
+                <w:rFonts w:ascii="Times New Roman"/>
+              </w:rPr>
+            </w:pPr>
+          </w:p>
+        </w:tc>
+        <w:tc>
+          <w:tcPr>
+            <w:tcW w:w="361" w:type="dxa"/>
+            <w:tcBorders>
+              <w:top w:val="nil"/>
+              <w:left w:val="nil"/>
+              <w:bottom w:val="nil"/>
+              <w:right w:val="nil"/>
+            </w:tcBorders>
+          </w:tcPr>
+          <w:p>
+            <w:pPr>
+              <w:pStyle w:val="TableParagraph"/>
+              <w:rPr>
+                <w:rFonts w:ascii="Times New Roman"/>
+              </w:rPr>
+            </w:pPr>
+          </w:p>
+        </w:tc>
+        <w:tc>
+          <w:tcPr>
+            <w:tcW w:w="608" w:type="dxa"/>
+            <w:tcBorders>
+              <w:top w:val="nil"/>
+              <w:left w:val="nil"/>
+              <w:bottom w:val="nil"/>
+              <w:right w:val="nil"/>
+            </w:tcBorders>
+          </w:tcPr>
+          <w:p>
+            <w:pPr>
+              <w:pStyle w:val="TableParagraph"/>
+              <w:rPr>
+                <w:rFonts w:ascii="Times New Roman"/>
+              </w:rPr>
+            </w:pPr>
+          </w:p>
+        </w:tc>
+        <w:tc>
+          <w:tcPr>
+            <w:tcW w:w="2501" w:type="dxa"/>
+            <w:gridSpan w:val="4"/>
+            <w:tcBorders>
+              <w:top w:val="nil"/>
+              <w:left w:val="nil"/>
+              <w:bottom w:val="nil"/>
+              <w:right w:val="nil"/>
+            </w:tcBorders>
+            <w:vAlign w:val="bottom"/>
+          </w:tcPr>
+          <w:p>
+            <w:pPr>
+              <w:pStyle w:val="TableParagraph"/>
+              <w:jc w:val="center"/>
+              <w:rPr>
+                <w:rFonts w:ascii="Times New Roman"/>
+              </w:rPr>
+            </w:pPr>
+            <w:r>
+              <w:rPr>
+                <w:rFonts w:ascii="Times New Roman"/>
+              </w:rPr>
+              <w:t>Patean,</w:t>
+            </w:r>
+            <w:r>
+              <w:rPr>
+                <w:rFonts w:ascii="Times New Roman"/>
+                <w:spacing w:val="3"/>
+              </w:rPr>
+              <w:t xml:space="preserve"> </w:t>
+            </w:r>
+            <w:r>
+              <w:rPr>
+                <w:rFonts w:ascii="Times New Roman"/>
+                <w:spacing w:val="3"/>
+                <w:lang w:val="en-US"/>
+              </w:rPr>
+              <w:t>${</w:t>
+            </w:r>
+            <w:proofErr w:type="spellStart"/>
+            <w:r>
+              <w:rPr>
+                <w:rFonts w:ascii="Times New Roman"/>
+                <w:lang w:val="en-US"/>
+              </w:rPr>
+              <w:t>tanggal</w:t>
+            </w:r>
+            <w:proofErr w:type="spellEnd"/>
+            <w:r>
+              <w:rPr>
+                <w:rFonts w:ascii="Times New Roman"/>
+                <w:lang w:val="en-US"/>
+              </w:rPr>
+              <w:t>}</w:t>
+            </w:r>
+          </w:p>
+        </w:tc>
+        <w:tc>
+          <w:tcPr>
+            <w:tcW w:w="487" w:type="dxa"/>
+            <w:tcBorders>
+              <w:top w:val="nil"/>
+              <w:left w:val="nil"/>
+              <w:bottom w:val="nil"/>
+              <w:right w:val="nil"/>
+            </w:tcBorders>
+          </w:tcPr>
+          <w:p>
+            <w:pPr>
+              <w:pStyle w:val="TableParagraph"/>
+              <w:rPr>
+                <w:rFonts w:ascii="Times New Roman"/>
+              </w:rPr>
+            </w:pPr>
+          </w:p>
+        </w:tc>
+      </w:tr>
+      <w:tr>
+        <w:trPr>
+          <w:trHeight w:val="60"/>
+        </w:trPr>
+        <w:tc>
+          <w:tcPr>
+            <w:tcW w:w="517" w:type="dxa"/>
+            <w:tcBorders>
+              <w:top w:val="nil"/>
+              <w:bottom w:val="nil"/>
+              <w:right w:val="nil"/>
+            </w:tcBorders>
+          </w:tcPr>
+          <w:p>
+            <w:pPr>
+              <w:pStyle w:val="TableParagraph"/>
+              <w:rPr>
+                <w:rFonts w:ascii="Times New Roman"/>
+              </w:rPr>
+            </w:pPr>
+          </w:p>
+        </w:tc>
+        <w:tc>
+          <w:tcPr>
+            <w:tcW w:w="505" w:type="dxa"/>
+            <w:tcBorders>
+              <w:top w:val="single" w:sz="8" w:space="0" w:color="000000"/>
+              <w:left w:val="nil"/>
+              <w:bottom w:val="nil"/>
+              <w:right w:val="nil"/>
+            </w:tcBorders>
+          </w:tcPr>
+          <w:p>
+            <w:pPr>
+              <w:pStyle w:val="TableParagraph"/>
+              <w:rPr>
+                <w:rFonts w:ascii="Times New Roman"/>
+              </w:rPr>
+            </w:pPr>
+          </w:p>
+        </w:tc>
+        <w:tc>
+          <w:tcPr>
+            <w:tcW w:w="186" w:type="dxa"/>
+            <w:tcBorders>
+              <w:top w:val="single" w:sz="8" w:space="0" w:color="000000"/>
+              <w:left w:val="nil"/>
+              <w:bottom w:val="nil"/>
+              <w:right w:val="nil"/>
+            </w:tcBorders>
+          </w:tcPr>
+          <w:p>
+            <w:pPr>
+              <w:pStyle w:val="TableParagraph"/>
+              <w:rPr>
+                <w:rFonts w:ascii="Times New Roman"/>
+              </w:rPr>
+            </w:pPr>
+          </w:p>
+        </w:tc>
+        <w:tc>
+          <w:tcPr>
+            <w:tcW w:w="605" w:type="dxa"/>
+            <w:tcBorders>
+              <w:top w:val="single" w:sz="8" w:space="0" w:color="000000"/>
+              <w:left w:val="nil"/>
+              <w:bottom w:val="nil"/>
+              <w:right w:val="nil"/>
+            </w:tcBorders>
+          </w:tcPr>
+          <w:p>
+            <w:pPr>
+              <w:pStyle w:val="TableParagraph"/>
+              <w:rPr>
+                <w:rFonts w:ascii="Times New Roman"/>
+              </w:rPr>
+            </w:pPr>
+          </w:p>
+        </w:tc>
+        <w:tc>
+          <w:tcPr>
+            <w:tcW w:w="2338" w:type="dxa"/>
+            <w:gridSpan w:val="3"/>
+            <w:tcBorders>
+              <w:top w:val="single" w:sz="8" w:space="0" w:color="000000"/>
+              <w:left w:val="nil"/>
+              <w:bottom w:val="nil"/>
+              <w:right w:val="nil"/>
+            </w:tcBorders>
+            <w:vAlign w:val="center"/>
+          </w:tcPr>
+          <w:p>
+            <w:pPr>
+              <w:pStyle w:val="TableParagraph"/>
+              <w:bidi/>
+              <w:spacing w:before="55"/>
+              <w:jc w:val="center"/>
               <w:rPr>
                 <w:rFonts w:ascii="Times New Roman" w:cs="Times New Roman"/>
                 <w:b/>
@@ -3353,273 +3675,6 @@
                 <w:sz w:val="39"/>
                 <w:szCs w:val="39"/>
                 <w:rtl/>
-              </w:rPr>
-              <w:t>جيّد</w:t>
-            </w:r>
-            <w:r>
-              <w:rPr>
-                <w:rFonts w:ascii="Times New Roman" w:cs="Times New Roman"/>
-                <w:b/>
-                <w:bCs/>
-                <w:spacing w:val="38"/>
-                <w:sz w:val="39"/>
-                <w:szCs w:val="39"/>
-                <w:rtl/>
-              </w:rPr>
-              <w:t xml:space="preserve"> </w:t>
-            </w:r>
-            <w:r>
-              <w:rPr>
-                <w:rFonts w:ascii="Times New Roman" w:cs="Times New Roman"/>
-                <w:b/>
-                <w:bCs/>
-                <w:w w:val="79"/>
-                <w:sz w:val="39"/>
-                <w:szCs w:val="39"/>
-                <w:rtl/>
-              </w:rPr>
-              <w:t>جدّا</w:t>
-            </w:r>
-          </w:p>
-        </w:tc>
-        <w:tc>
-          <w:tcPr>
-            <w:tcW w:w="526" w:type="dxa"/>
-            <w:tcBorders>
-              <w:top w:val="single" w:sz="8" w:space="0" w:color="000000"/>
-              <w:left w:val="nil"/>
-              <w:bottom w:val="nil"/>
-              <w:right w:val="nil"/>
-            </w:tcBorders>
-          </w:tcPr>
-          <w:p>
-            <w:pPr>
-              <w:pStyle w:val="TableParagraph"/>
-              <w:rPr>
-                <w:rFonts w:ascii="Times New Roman"/>
-              </w:rPr>
-            </w:pPr>
-          </w:p>
-        </w:tc>
-        <w:tc>
-          <w:tcPr>
-            <w:tcW w:w="947" w:type="dxa"/>
-            <w:tcBorders>
-              <w:top w:val="single" w:sz="8" w:space="0" w:color="000000"/>
-              <w:left w:val="nil"/>
-              <w:bottom w:val="nil"/>
-            </w:tcBorders>
-          </w:tcPr>
-          <w:p>
-            <w:pPr>
-              <w:pStyle w:val="TableParagraph"/>
-              <w:rPr>
-                <w:rFonts w:ascii="Times New Roman"/>
-              </w:rPr>
-            </w:pPr>
-          </w:p>
-        </w:tc>
-        <w:tc>
-          <w:tcPr>
-            <w:tcW w:w="750" w:type="dxa"/>
-            <w:tcBorders>
-              <w:top w:val="nil"/>
-              <w:bottom w:val="nil"/>
-              <w:right w:val="nil"/>
-            </w:tcBorders>
-          </w:tcPr>
-          <w:p>
-            <w:pPr>
-              <w:pStyle w:val="TableParagraph"/>
-              <w:rPr>
-                <w:rFonts w:ascii="Times New Roman"/>
-              </w:rPr>
-            </w:pPr>
-          </w:p>
-        </w:tc>
-        <w:tc>
-          <w:tcPr>
-            <w:tcW w:w="361" w:type="dxa"/>
-            <w:tcBorders>
-              <w:top w:val="nil"/>
-              <w:left w:val="nil"/>
-              <w:bottom w:val="nil"/>
-              <w:right w:val="nil"/>
-            </w:tcBorders>
-          </w:tcPr>
-          <w:p>
-            <w:pPr>
-              <w:pStyle w:val="TableParagraph"/>
-              <w:rPr>
-                <w:rFonts w:ascii="Times New Roman"/>
-              </w:rPr>
-            </w:pPr>
-          </w:p>
-        </w:tc>
-        <w:tc>
-          <w:tcPr>
-            <w:tcW w:w="608" w:type="dxa"/>
-            <w:tcBorders>
-              <w:top w:val="nil"/>
-              <w:left w:val="nil"/>
-              <w:bottom w:val="nil"/>
-              <w:right w:val="nil"/>
-            </w:tcBorders>
-          </w:tcPr>
-          <w:p>
-            <w:pPr>
-              <w:pStyle w:val="TableParagraph"/>
-              <w:rPr>
-                <w:rFonts w:ascii="Times New Roman"/>
-              </w:rPr>
-            </w:pPr>
-          </w:p>
-        </w:tc>
-        <w:tc>
-          <w:tcPr>
-            <w:tcW w:w="2501" w:type="dxa"/>
-            <w:gridSpan w:val="4"/>
-            <w:tcBorders>
-              <w:top w:val="nil"/>
-              <w:left w:val="nil"/>
-              <w:bottom w:val="nil"/>
-              <w:right w:val="nil"/>
-            </w:tcBorders>
-          </w:tcPr>
-          <w:p>
-            <w:pPr>
-              <w:pStyle w:val="TableParagraph"/>
-              <w:rPr>
-                <w:rFonts w:ascii="Times New Roman"/>
-              </w:rPr>
-            </w:pPr>
-          </w:p>
-        </w:tc>
-        <w:tc>
-          <w:tcPr>
-            <w:tcW w:w="487" w:type="dxa"/>
-            <w:tcBorders>
-              <w:top w:val="nil"/>
-              <w:left w:val="nil"/>
-              <w:bottom w:val="nil"/>
-              <w:right w:val="nil"/>
-            </w:tcBorders>
-          </w:tcPr>
-          <w:p>
-            <w:pPr>
-              <w:pStyle w:val="TableParagraph"/>
-              <w:rPr>
-                <w:rFonts w:ascii="Times New Roman"/>
-              </w:rPr>
-            </w:pPr>
-          </w:p>
-        </w:tc>
-      </w:tr>
-      <w:tr>
-        <w:trPr>
-          <w:trHeight w:val="443"/>
-        </w:trPr>
-        <w:tc>
-          <w:tcPr>
-            <w:tcW w:w="517" w:type="dxa"/>
-            <w:tcBorders>
-              <w:top w:val="nil"/>
-              <w:bottom w:val="nil"/>
-              <w:right w:val="nil"/>
-            </w:tcBorders>
-          </w:tcPr>
-          <w:p>
-            <w:pPr>
-              <w:pStyle w:val="TableParagraph"/>
-              <w:rPr>
-                <w:rFonts w:ascii="Times New Roman"/>
-              </w:rPr>
-            </w:pPr>
-          </w:p>
-        </w:tc>
-        <w:tc>
-          <w:tcPr>
-            <w:tcW w:w="505" w:type="dxa"/>
-            <w:tcBorders>
-              <w:top w:val="single" w:sz="8" w:space="0" w:color="000000"/>
-              <w:left w:val="nil"/>
-              <w:bottom w:val="nil"/>
-              <w:right w:val="nil"/>
-            </w:tcBorders>
-          </w:tcPr>
-          <w:p>
-            <w:pPr>
-              <w:pStyle w:val="TableParagraph"/>
-              <w:rPr>
-                <w:rFonts w:ascii="Times New Roman"/>
-              </w:rPr>
-            </w:pPr>
-          </w:p>
-        </w:tc>
-        <w:tc>
-          <w:tcPr>
-            <w:tcW w:w="186" w:type="dxa"/>
-            <w:tcBorders>
-              <w:top w:val="single" w:sz="8" w:space="0" w:color="000000"/>
-              <w:left w:val="nil"/>
-              <w:bottom w:val="nil"/>
-              <w:right w:val="nil"/>
-            </w:tcBorders>
-          </w:tcPr>
-          <w:p>
-            <w:pPr>
-              <w:pStyle w:val="TableParagraph"/>
-              <w:rPr>
-                <w:rFonts w:ascii="Times New Roman"/>
-              </w:rPr>
-            </w:pPr>
-          </w:p>
-        </w:tc>
-        <w:tc>
-          <w:tcPr>
-            <w:tcW w:w="605" w:type="dxa"/>
-            <w:tcBorders>
-              <w:top w:val="single" w:sz="8" w:space="0" w:color="000000"/>
-              <w:left w:val="nil"/>
-              <w:bottom w:val="nil"/>
-              <w:right w:val="nil"/>
-            </w:tcBorders>
-          </w:tcPr>
-          <w:p>
-            <w:pPr>
-              <w:pStyle w:val="TableParagraph"/>
-              <w:rPr>
-                <w:rFonts w:ascii="Times New Roman"/>
-              </w:rPr>
-            </w:pPr>
-          </w:p>
-        </w:tc>
-        <w:tc>
-          <w:tcPr>
-            <w:tcW w:w="2338" w:type="dxa"/>
-            <w:gridSpan w:val="3"/>
-            <w:tcBorders>
-              <w:top w:val="single" w:sz="8" w:space="0" w:color="000000"/>
-              <w:left w:val="nil"/>
-              <w:bottom w:val="nil"/>
-              <w:right w:val="nil"/>
-            </w:tcBorders>
-            <w:vAlign w:val="center"/>
-          </w:tcPr>
-          <w:p>
-            <w:pPr>
-              <w:pStyle w:val="TableParagraph"/>
-              <w:bidi/>
-              <w:spacing w:before="55"/>
-              <w:jc w:val="center"/>
-              <w:rPr>
-                <w:rFonts w:ascii="Times New Roman" w:cs="Times New Roman"/>
-                <w:b/>
-                <w:bCs/>
-                <w:w w:val="79"/>
-                <w:sz w:val="39"/>
-                <w:szCs w:val="39"/>
-                <w:rtl/>
                 <w:lang w:val="en-US"/>
               </w:rPr>
             </w:pPr>
@@ -3628,317 +3683,30 @@
                 <w:rFonts w:ascii="Times New Roman"/>
                 <w:b/>
                 <w:sz w:val="27"/>
-              </w:rPr>
-              <w:t>BAIK</w:t>
-            </w:r>
-            <w:r>
-              <w:rPr>
-                <w:rFonts w:ascii="Times New Roman"/>
-                <w:b/>
-                <w:spacing w:val="-1"/>
+                <w:lang w:val="en-US"/>
+              </w:rPr>
+              <w:t>${</w:t>
+            </w:r>
+            <w:proofErr w:type="spellStart"/>
+            <w:r>
+              <w:rPr>
+                <w:rFonts w:ascii="Times New Roman"/>
+                <w:b/>
                 <w:sz w:val="27"/>
-              </w:rPr>
-              <w:t xml:space="preserve"> </w:t>
-            </w:r>
-            <w:r>
-              <w:rPr>
-                <w:rFonts w:ascii="Times New Roman"/>
-                <w:b/>
-                <w:spacing w:val="-2"/>
+                <w:lang w:val="en-US"/>
+              </w:rPr>
+              <w:t>predikat</w:t>
+            </w:r>
+            <w:proofErr w:type="spellEnd"/>
+            <w:r>
+              <w:rPr>
+                <w:rFonts w:ascii="Times New Roman"/>
+                <w:b/>
                 <w:sz w:val="27"/>
-              </w:rPr>
-              <w:t>SEKAL</w:t>
-            </w:r>
-            <w:r>
-              <w:rPr>
-                <w:rFonts w:ascii="Times New Roman"/>
-                <w:b/>
-                <w:spacing w:val="-2"/>
-                <w:sz w:val="27"/>
-                <w:lang w:val="en-US"/>
-              </w:rPr>
-              <w:t>I</w:t>
-            </w:r>
-          </w:p>
-        </w:tc>
-        <w:tc>
-          <w:tcPr>
-            <w:tcW w:w="526" w:type="dxa"/>
-            <w:tcBorders>
-              <w:top w:val="single" w:sz="8" w:space="0" w:color="000000"/>
-              <w:left w:val="nil"/>
-              <w:bottom w:val="nil"/>
-              <w:right w:val="nil"/>
-            </w:tcBorders>
-          </w:tcPr>
-          <w:p>
-            <w:pPr>
-              <w:pStyle w:val="TableParagraph"/>
-              <w:rPr>
-                <w:rFonts w:ascii="Times New Roman"/>
-              </w:rPr>
-            </w:pPr>
-          </w:p>
-        </w:tc>
-        <w:tc>
-          <w:tcPr>
-            <w:tcW w:w="947" w:type="dxa"/>
-            <w:tcBorders>
-              <w:top w:val="single" w:sz="8" w:space="0" w:color="000000"/>
-              <w:left w:val="nil"/>
-              <w:bottom w:val="nil"/>
-            </w:tcBorders>
-          </w:tcPr>
-          <w:p>
-            <w:pPr>
-              <w:pStyle w:val="TableParagraph"/>
-              <w:rPr>
-                <w:rFonts w:ascii="Times New Roman"/>
-              </w:rPr>
-            </w:pPr>
-          </w:p>
-        </w:tc>
-        <w:tc>
-          <w:tcPr>
-            <w:tcW w:w="750" w:type="dxa"/>
-            <w:tcBorders>
-              <w:top w:val="nil"/>
-              <w:bottom w:val="nil"/>
-              <w:right w:val="nil"/>
-            </w:tcBorders>
-          </w:tcPr>
-          <w:p>
-            <w:pPr>
-              <w:pStyle w:val="TableParagraph"/>
-              <w:rPr>
-                <w:rFonts w:ascii="Times New Roman"/>
-              </w:rPr>
-            </w:pPr>
-          </w:p>
-        </w:tc>
-        <w:tc>
-          <w:tcPr>
-            <w:tcW w:w="361" w:type="dxa"/>
-            <w:tcBorders>
-              <w:top w:val="nil"/>
-              <w:left w:val="nil"/>
-              <w:bottom w:val="nil"/>
-              <w:right w:val="nil"/>
-            </w:tcBorders>
-          </w:tcPr>
-          <w:p>
-            <w:pPr>
-              <w:pStyle w:val="TableParagraph"/>
-              <w:rPr>
-                <w:rFonts w:ascii="Times New Roman"/>
-              </w:rPr>
-            </w:pPr>
-          </w:p>
-        </w:tc>
-        <w:tc>
-          <w:tcPr>
-            <w:tcW w:w="608" w:type="dxa"/>
-            <w:tcBorders>
-              <w:top w:val="nil"/>
-              <w:left w:val="nil"/>
-              <w:bottom w:val="nil"/>
-              <w:right w:val="nil"/>
-            </w:tcBorders>
-          </w:tcPr>
-          <w:p>
-            <w:pPr>
-              <w:pStyle w:val="TableParagraph"/>
-              <w:rPr>
-                <w:rFonts w:ascii="Times New Roman"/>
-              </w:rPr>
-            </w:pPr>
-          </w:p>
-        </w:tc>
-        <w:tc>
-          <w:tcPr>
-            <w:tcW w:w="2501" w:type="dxa"/>
-            <w:gridSpan w:val="4"/>
-            <w:tcBorders>
-              <w:top w:val="nil"/>
-              <w:left w:val="nil"/>
-              <w:bottom w:val="nil"/>
-              <w:right w:val="nil"/>
-            </w:tcBorders>
-            <w:vAlign w:val="bottom"/>
-          </w:tcPr>
-          <w:p>
-            <w:pPr>
-              <w:pStyle w:val="TableParagraph"/>
-              <w:spacing w:after="60"/>
-              <w:jc w:val="center"/>
-              <w:rPr>
-                <w:rFonts w:ascii="Times New Roman"/>
-                <w:spacing w:val="-4"/>
-                <w:lang w:val="en-US"/>
-              </w:rPr>
-            </w:pPr>
-            <w:r>
-              <w:rPr>
-                <w:rFonts w:ascii="Times New Roman"/>
-              </w:rPr>
-              <w:t>Patean,</w:t>
-            </w:r>
-            <w:r>
-              <w:rPr>
-                <w:rFonts w:ascii="Times New Roman"/>
-                <w:spacing w:val="3"/>
-              </w:rPr>
-              <w:t xml:space="preserve"> </w:t>
-            </w:r>
-            <w:r>
-              <w:rPr>
-                <w:rFonts w:ascii="Times New Roman"/>
-                <w:spacing w:val="3"/>
-                <w:lang w:val="en-US"/>
-              </w:rPr>
-              <w:t>${</w:t>
-            </w:r>
-            <w:proofErr w:type="spellStart"/>
-            <w:r>
-              <w:rPr>
-                <w:rFonts w:ascii="Times New Roman"/>
-                <w:lang w:val="en-US"/>
-              </w:rPr>
-              <w:t>tanggal</w:t>
-            </w:r>
-            <w:proofErr w:type="spellEnd"/>
-            <w:r>
-              <w:rPr>
-                <w:rFonts w:ascii="Times New Roman"/>
                 <w:lang w:val="en-US"/>
               </w:rPr>
               <w:t>}</w:t>
             </w:r>
-          </w:p>
-        </w:tc>
-        <w:tc>
-          <w:tcPr>
-            <w:tcW w:w="487" w:type="dxa"/>
-            <w:tcBorders>
-              <w:top w:val="nil"/>
-              <w:left w:val="nil"/>
-              <w:bottom w:val="nil"/>
-              <w:right w:val="nil"/>
-            </w:tcBorders>
-          </w:tcPr>
-          <w:p>
-            <w:pPr>
-              <w:pStyle w:val="TableParagraph"/>
-              <w:rPr>
-                <w:rFonts w:ascii="Times New Roman"/>
-              </w:rPr>
-            </w:pPr>
-          </w:p>
-        </w:tc>
-      </w:tr>
-      <w:tr>
-        <w:trPr>
-          <w:trHeight w:val="443"/>
-        </w:trPr>
-        <w:tc>
-          <w:tcPr>
-            <w:tcW w:w="517" w:type="dxa"/>
-            <w:tcBorders>
-              <w:top w:val="nil"/>
-              <w:bottom w:val="nil"/>
-              <w:right w:val="nil"/>
-            </w:tcBorders>
-          </w:tcPr>
-          <w:p>
-            <w:pPr>
-              <w:pStyle w:val="TableParagraph"/>
-              <w:rPr>
-                <w:rFonts w:ascii="Times New Roman"/>
-              </w:rPr>
-            </w:pPr>
-          </w:p>
-        </w:tc>
-        <w:tc>
-          <w:tcPr>
-            <w:tcW w:w="505" w:type="dxa"/>
-            <w:tcBorders>
-              <w:top w:val="single" w:sz="8" w:space="0" w:color="000000"/>
-              <w:left w:val="nil"/>
-              <w:bottom w:val="nil"/>
-              <w:right w:val="nil"/>
-            </w:tcBorders>
-          </w:tcPr>
-          <w:p>
-            <w:pPr>
-              <w:pStyle w:val="TableParagraph"/>
-              <w:rPr>
-                <w:rFonts w:ascii="Times New Roman"/>
-              </w:rPr>
-            </w:pPr>
-          </w:p>
-        </w:tc>
-        <w:tc>
-          <w:tcPr>
-            <w:tcW w:w="186" w:type="dxa"/>
-            <w:tcBorders>
-              <w:top w:val="single" w:sz="8" w:space="0" w:color="000000"/>
-              <w:left w:val="nil"/>
-              <w:bottom w:val="nil"/>
-              <w:right w:val="nil"/>
-            </w:tcBorders>
-          </w:tcPr>
-          <w:p>
-            <w:pPr>
-              <w:pStyle w:val="TableParagraph"/>
-              <w:rPr>
-                <w:rFonts w:ascii="Times New Roman"/>
-              </w:rPr>
-            </w:pPr>
-          </w:p>
-        </w:tc>
-        <w:tc>
-          <w:tcPr>
-            <w:tcW w:w="605" w:type="dxa"/>
-            <w:tcBorders>
-              <w:top w:val="single" w:sz="8" w:space="0" w:color="000000"/>
-              <w:left w:val="nil"/>
-              <w:bottom w:val="nil"/>
-              <w:right w:val="nil"/>
-            </w:tcBorders>
-          </w:tcPr>
-          <w:p>
-            <w:pPr>
-              <w:pStyle w:val="TableParagraph"/>
-              <w:rPr>
-                <w:rFonts w:ascii="Times New Roman"/>
-              </w:rPr>
-            </w:pPr>
-          </w:p>
-        </w:tc>
-        <w:tc>
-          <w:tcPr>
-            <w:tcW w:w="2338" w:type="dxa"/>
-            <w:gridSpan w:val="3"/>
-            <w:tcBorders>
-              <w:top w:val="single" w:sz="8" w:space="0" w:color="000000"/>
-              <w:left w:val="nil"/>
-              <w:bottom w:val="nil"/>
-              <w:right w:val="nil"/>
-            </w:tcBorders>
-            <w:vAlign w:val="center"/>
-          </w:tcPr>
-          <w:p>
-            <w:pPr>
-              <w:pStyle w:val="TableParagraph"/>
-              <w:bidi/>
-              <w:spacing w:before="55"/>
-              <w:jc w:val="center"/>
-              <w:rPr>
-                <w:rFonts w:ascii="Times New Roman"/>
-                <w:b/>
-                <w:sz w:val="27"/>
-              </w:rPr>
-            </w:pPr>
           </w:p>
         </w:tc>
         <w:tc>
@@ -4054,6 +3822,7 @@
               <w:jc w:val="center"/>
               <w:rPr>
                 <w:rFonts w:ascii="Times New Roman"/>
+                <w:spacing w:val="-4"/>
                 <w:lang w:val="en-US"/>
               </w:rPr>
             </w:pPr>
@@ -4061,7 +3830,7 @@
               <w:rPr>
                 <w:rFonts w:ascii="Arial" w:cs="Arial"/>
                 <w:w w:val="59"/>
-                <w:sz w:val="36"/>
+                <w:sz w:val="28"/>
                 <w:szCs w:val="28"/>
                 <w:rtl/>
               </w:rPr>
@@ -4071,7 +3840,7 @@
               <w:rPr>
                 <w:rFonts w:ascii="Arial" w:cs="Arial"/>
                 <w:spacing w:val="-18"/>
-                <w:sz w:val="36"/>
+                <w:sz w:val="28"/>
                 <w:szCs w:val="28"/>
                 <w:rtl/>
               </w:rPr>
@@ -4081,7 +3850,7 @@
               <w:rPr>
                 <w:rFonts w:ascii="Arial" w:cs="Arial"/>
                 <w:w w:val="59"/>
-                <w:sz w:val="36"/>
+                <w:sz w:val="28"/>
                 <w:szCs w:val="28"/>
                 <w:rtl/>
               </w:rPr>
@@ -4091,56 +3860,34 @@
               <w:rPr>
                 <w:rFonts w:ascii="Arial" w:cs="Arial"/>
                 <w:w w:val="59"/>
-                <w:sz w:val="36"/>
+                <w:sz w:val="28"/>
                 <w:szCs w:val="28"/>
                 <w:lang w:val="en-US"/>
               </w:rPr>
-              <w:t xml:space="preserve">, </w:t>
-            </w:r>
+              <w:t>${</w:t>
+            </w:r>
+            <w:proofErr w:type="spellStart"/>
             <w:r>
               <w:rPr>
                 <w:rFonts w:ascii="Arial" w:cs="Arial"/>
                 <w:w w:val="59"/>
-                <w:sz w:val="36"/>
+                <w:sz w:val="28"/>
                 <w:szCs w:val="28"/>
                 <w:lang w:val="en-US"/>
               </w:rPr>
-              <w:t xml:space="preserve"> </w:t>
-            </w:r>
+              <w:t>tanggal_arab</w:t>
+            </w:r>
+            <w:proofErr w:type="spellEnd"/>
             <w:r>
               <w:rPr>
                 <w:rFonts w:ascii="Arial" w:cs="Arial"/>
                 <w:w w:val="59"/>
-                <w:sz w:val="36"/>
+                <w:sz w:val="28"/>
                 <w:szCs w:val="28"/>
                 <w:lang w:val="en-US"/>
               </w:rPr>
-              <w:t>${</w:t>
-            </w:r>
-            <w:proofErr w:type="spellStart"/>
-            <w:r>
-              <w:rPr>
-                <w:rFonts w:ascii="Arial" w:cs="Arial"/>
-                <w:w w:val="59"/>
-                <w:sz w:val="36"/>
-                <w:szCs w:val="28"/>
-                <w:lang w:val="en-US"/>
-              </w:rPr>
-              <w:t>tanggal_arab</w:t>
-            </w:r>
-            <w:proofErr w:type="spellEnd"/>
-            <w:r>
-              <w:rPr>
-                <w:rFonts w:ascii="Arial" w:cs="Arial"/>
-                <w:w w:val="59"/>
-                <w:sz w:val="36"/>
-                <w:szCs w:val="28"/>
-                <w:lang w:val="en-US"/>
-              </w:rPr>
-              <w:t xml:space="preserve">} </w:t>
-            </w:r>
-            <w:bookmarkStart w:id="0" w:name="_GoBack"/>
-            <w:bookmarkEnd w:id="0"/>
+              <w:t>} ,</w:t>
+            </w:r>
           </w:p>
         </w:tc>
         <w:tc>
@@ -4166,10 +3913,14 @@
     </w:tbl>
     <w:p>
       <w:pPr>
-        <w:spacing w:before="50"/>
+        <w:spacing w:before="120"/>
+        <w:ind w:left="7230"/>
+        <w:jc w:val="center"/>
         <w:rPr>
-          <w:b/>
+          <w:rFonts w:ascii="Times New Roman" w:cs="Times New Roman"/>
+          <w:spacing w:val="-4"/>
           <w:sz w:val="21"/>
+          <w:szCs w:val="21"/>
         </w:rPr>
       </w:pPr>
       <w:r>
@@ -4177,15 +3928,15 @@
           <w:noProof/>
         </w:rPr>
         <w:drawing>
-          <wp:anchor distT="0" distB="0" distL="114300" distR="114300" simplePos="0" relativeHeight="487590912" behindDoc="0" locked="0" layoutInCell="1" allowOverlap="1" wp14:anchorId="40958B1C" wp14:editId="6D7F35EE">
+          <wp:anchor distT="0" distB="0" distL="114300" distR="114300" simplePos="0" relativeHeight="487590912" behindDoc="0" locked="0" layoutInCell="1" allowOverlap="1" wp14:anchorId="40958B1C" wp14:editId="4E9E230B">
             <wp:simplePos x="0" y="0"/>
             <wp:positionH relativeFrom="column">
-              <wp:posOffset>4271159</wp:posOffset>
+              <wp:posOffset>4039235</wp:posOffset>
             </wp:positionH>
             <wp:positionV relativeFrom="paragraph">
-              <wp:posOffset>146685</wp:posOffset>
+              <wp:posOffset>9526</wp:posOffset>
             </wp:positionV>
-            <wp:extent cx="1080000" cy="1080000"/>
+            <wp:extent cx="1079500" cy="1079500"/>
             <wp:effectExtent l="57150" t="38100" r="63500" b="25400"/>
             <wp:wrapNone/>
             <wp:docPr id="6" name="Image 3"/>
@@ -4206,7 +3957,7 @@
                   <pic:spPr>
                     <a:xfrm rot="21238868">
                       <a:off x="0" y="0"/>
-                      <a:ext cx="1080000" cy="1080000"/>
+                      <a:ext cx="1079500" cy="1079500"/>
                     </a:xfrm>
                     <a:prstGeom prst="rect">
                       <a:avLst/>
@@ -4224,18 +3975,6 @@
           </wp:anchor>
         </w:drawing>
       </w:r>
-    </w:p>
-    <w:p>
-      <w:pPr>
-        <w:ind w:right="846"/>
-        <w:jc w:val="right"/>
-        <w:rPr>
-          <w:rFonts w:ascii="Times New Roman" w:cs="Times New Roman"/>
-          <w:spacing w:val="-4"/>
-          <w:sz w:val="21"/>
-          <w:szCs w:val="21"/>
-        </w:rPr>
-      </w:pPr>
       <w:r>
         <w:rPr>
           <w:rFonts w:ascii="Times New Roman" w:cs="Times New Roman"/>
@@ -4322,7 +4061,7 @@
     </w:p>
     <w:p>
       <w:pPr>
-        <w:ind w:right="846"/>
+        <w:ind w:left="7230" w:right="846"/>
         <w:jc w:val="right"/>
         <w:rPr>
           <w:rFonts w:ascii="Times New Roman" w:cs="Times New Roman"/>
@@ -4394,7 +4133,7 @@
     </w:p>
     <w:p>
       <w:pPr>
-        <w:ind w:right="846"/>
+        <w:ind w:left="7230" w:right="846"/>
         <w:jc w:val="right"/>
         <w:rPr>
           <w:rFonts w:ascii="Times New Roman" w:cs="Times New Roman"/>
@@ -4406,7 +4145,7 @@
     </w:p>
     <w:p>
       <w:pPr>
-        <w:ind w:right="846"/>
+        <w:ind w:left="7230" w:right="846"/>
         <w:jc w:val="right"/>
         <w:rPr>
           <w:rFonts w:ascii="Times New Roman" w:cs="Times New Roman"/>
@@ -4418,7 +4157,7 @@
     <w:p>
       <w:pPr>
         <w:spacing w:before="47"/>
-        <w:ind w:left="6871" w:right="31"/>
+        <w:ind w:left="7230" w:right="31"/>
         <w:jc w:val="center"/>
         <w:rPr>
           <w:rFonts w:cs="Arial"/>
@@ -4480,7 +4219,20 @@
           <w:u w:val="single" w:color="000000"/>
           <w:lang w:val="en-US"/>
         </w:rPr>
-        <w:t>, S.T.,</w:t>
+        <w:t xml:space="preserve">, </w:t>
+      </w:r>
+      <w:proofErr w:type="gramStart"/>
+      <w:r>
+        <w:rPr>
+          <w:rFonts w:cs="Arial"/>
+          <w:b/>
+          <w:bCs/>
+          <w:sz w:val="21"/>
+          <w:szCs w:val="21"/>
+          <w:u w:val="single" w:color="000000"/>
+          <w:lang w:val="en-US"/>
+        </w:rPr>
+        <w:t>S.T.,</w:t>
       </w:r>
       <w:proofErr w:type="spellStart"/>
       <w:r>
@@ -4508,14 +4260,16 @@
         </w:rPr>
         <w:t>.</w:t>
       </w:r>
+      <w:proofErr w:type="gramEnd"/>
     </w:p>
     <w:p>
       <w:pPr>
         <w:spacing w:before="47"/>
-        <w:ind w:left="6871" w:right="31"/>
+        <w:ind w:left="7230" w:right="31"/>
         <w:jc w:val="center"/>
         <w:rPr>
-          <w:sz w:val="21"/>
+          <w:sz w:val="17"/>
+          <w:lang w:val="en-US"/>
         </w:rPr>
       </w:pPr>
       <w:r>
@@ -4535,34 +4289,14 @@
         <w:rPr>
           <w:spacing w:val="-2"/>
           <w:sz w:val="21"/>
+          <w:lang w:val="en-US"/>
         </w:rPr>
-        <w:t>1052748</w:t>
+        <w:t>952205</w:t>
       </w:r>
     </w:p>
-    <w:p>
-      <w:pPr>
-        <w:rPr>
-          <w:sz w:val="21"/>
-        </w:rPr>
-        <w:sectPr>
-          <w:type w:val="continuous"/>
-          <w:pgSz w:w="12240" w:h="20160"/>
-          <w:pgMar w:top="340" w:right="1080" w:bottom="280" w:left="360" w:header="720" w:footer="720" w:gutter="0"/>
-          <w:cols w:space="720"/>
-        </w:sectPr>
-      </w:pPr>
-    </w:p>
-    <w:p>
-      <w:pPr>
-        <w:spacing w:before="4"/>
-        <w:rPr>
-          <w:sz w:val="17"/>
-        </w:rPr>
-      </w:pPr>
-    </w:p>
     <w:sectPr>
-      <w:pgSz w:w="12240" w:h="20160"/>
-      <w:pgMar w:top="2340" w:right="1080" w:bottom="280" w:left="360" w:header="720" w:footer="720" w:gutter="0"/>
+      <w:pgSz w:w="11907" w:h="18711" w:code="10000"/>
+      <w:pgMar w:top="426" w:right="1077" w:bottom="278" w:left="357" w:header="720" w:footer="720" w:gutter="0"/>
       <w:cols w:space="720"/>
     </w:sectPr>
   </w:body>

--- a/templates/raport-mid.docx
+++ b/templates/raport-mid.docx
@@ -1012,8 +1012,6 @@
               </w:rPr>
               <w:t>}</w:t>
             </w:r>
-            <w:bookmarkStart w:id="0" w:name="_GoBack"/>
-            <w:bookmarkEnd w:id="0"/>
           </w:p>
         </w:tc>
         <w:tc>
@@ -2985,94 +2983,36 @@
           <w:tcPr>
             <w:tcW w:w="517" w:type="dxa"/>
             <w:tcBorders>
-              <w:bottom w:val="nil"/>
-              <w:right w:val="nil"/>
-            </w:tcBorders>
-          </w:tcPr>
-          <w:p>
-            <w:pPr>
-              <w:pStyle w:val="TableParagraph"/>
-              <w:rPr>
-                <w:rFonts w:ascii="Times New Roman"/>
-              </w:rPr>
-            </w:pPr>
-          </w:p>
-        </w:tc>
-        <w:tc>
-          <w:tcPr>
-            <w:tcW w:w="505" w:type="dxa"/>
+              <w:bottom w:val="single" w:sz="8" w:space="0" w:color="FFFFFF" w:themeColor="background1"/>
+              <w:right w:val="nil"/>
+            </w:tcBorders>
+          </w:tcPr>
+          <w:p>
+            <w:pPr>
+              <w:pStyle w:val="TableParagraph"/>
+              <w:rPr>
+                <w:rFonts w:ascii="Times New Roman"/>
+              </w:rPr>
+            </w:pPr>
+          </w:p>
+        </w:tc>
+        <w:tc>
+          <w:tcPr>
+            <w:tcW w:w="4160" w:type="dxa"/>
+            <w:gridSpan w:val="7"/>
             <w:tcBorders>
               <w:left w:val="nil"/>
               <w:bottom w:val="single" w:sz="8" w:space="0" w:color="000000"/>
               <w:right w:val="nil"/>
             </w:tcBorders>
-          </w:tcPr>
-          <w:p>
-            <w:pPr>
-              <w:pStyle w:val="TableParagraph"/>
-              <w:rPr>
-                <w:rFonts w:ascii="Times New Roman"/>
-              </w:rPr>
-            </w:pPr>
-          </w:p>
-        </w:tc>
-        <w:tc>
-          <w:tcPr>
-            <w:tcW w:w="186" w:type="dxa"/>
-            <w:tcBorders>
-              <w:left w:val="nil"/>
-              <w:bottom w:val="single" w:sz="8" w:space="0" w:color="000000"/>
-              <w:right w:val="nil"/>
-            </w:tcBorders>
-          </w:tcPr>
-          <w:p>
-            <w:pPr>
-              <w:pStyle w:val="TableParagraph"/>
-              <w:rPr>
-                <w:rFonts w:ascii="Times New Roman"/>
-              </w:rPr>
-            </w:pPr>
-          </w:p>
-        </w:tc>
-        <w:tc>
-          <w:tcPr>
-            <w:tcW w:w="605" w:type="dxa"/>
-            <w:tcBorders>
-              <w:left w:val="nil"/>
-              <w:bottom w:val="single" w:sz="8" w:space="0" w:color="000000"/>
-              <w:right w:val="nil"/>
-            </w:tcBorders>
-          </w:tcPr>
-          <w:p>
-            <w:pPr>
-              <w:pStyle w:val="TableParagraph"/>
-              <w:rPr>
-                <w:rFonts w:ascii="Times New Roman"/>
-              </w:rPr>
-            </w:pPr>
-          </w:p>
-        </w:tc>
-        <w:tc>
-          <w:tcPr>
-            <w:tcW w:w="2338" w:type="dxa"/>
-            <w:gridSpan w:val="3"/>
-            <w:tcBorders>
-              <w:left w:val="nil"/>
-              <w:bottom w:val="single" w:sz="8" w:space="0" w:color="000000"/>
-              <w:right w:val="nil"/>
-            </w:tcBorders>
-          </w:tcPr>
-          <w:p>
-            <w:pPr>
-              <w:pStyle w:val="TableParagraph"/>
-              <w:spacing w:before="24"/>
+            <w:vAlign w:val="center"/>
+          </w:tcPr>
+          <w:p>
+            <w:pPr>
+              <w:pStyle w:val="TableParagraph"/>
               <w:jc w:val="center"/>
               <w:rPr>
-                <w:rFonts w:ascii="Arial" w:cs="Arial"/>
-                <w:b/>
-                <w:bCs/>
-                <w:sz w:val="21"/>
-                <w:szCs w:val="21"/>
+                <w:rFonts w:ascii="Times New Roman"/>
               </w:rPr>
             </w:pPr>
             <w:r>
@@ -3129,28 +3069,10 @@
         </w:tc>
         <w:tc>
           <w:tcPr>
-            <w:tcW w:w="526" w:type="dxa"/>
-            <w:tcBorders>
-              <w:left w:val="nil"/>
-              <w:bottom w:val="single" w:sz="8" w:space="0" w:color="000000"/>
-              <w:right w:val="nil"/>
-            </w:tcBorders>
-          </w:tcPr>
-          <w:p>
-            <w:pPr>
-              <w:pStyle w:val="TableParagraph"/>
-              <w:rPr>
-                <w:rFonts w:ascii="Times New Roman"/>
-              </w:rPr>
-            </w:pPr>
-          </w:p>
-        </w:tc>
-        <w:tc>
-          <w:tcPr>
             <w:tcW w:w="947" w:type="dxa"/>
             <w:tcBorders>
               <w:left w:val="nil"/>
-              <w:bottom w:val="single" w:sz="8" w:space="0" w:color="000000"/>
+              <w:bottom w:val="single" w:sz="8" w:space="0" w:color="FFFFFF" w:themeColor="background1"/>
             </w:tcBorders>
           </w:tcPr>
           <w:p>
@@ -3261,101 +3183,38 @@
           <w:tcPr>
             <w:tcW w:w="517" w:type="dxa"/>
             <w:tcBorders>
-              <w:top w:val="nil"/>
-              <w:bottom w:val="nil"/>
-              <w:right w:val="nil"/>
-            </w:tcBorders>
-          </w:tcPr>
-          <w:p>
-            <w:pPr>
-              <w:pStyle w:val="TableParagraph"/>
-              <w:rPr>
-                <w:rFonts w:ascii="Times New Roman"/>
-              </w:rPr>
-            </w:pPr>
-          </w:p>
-        </w:tc>
-        <w:tc>
-          <w:tcPr>
-            <w:tcW w:w="505" w:type="dxa"/>
+              <w:top w:val="single" w:sz="8" w:space="0" w:color="FFFFFF" w:themeColor="background1"/>
+              <w:bottom w:val="single" w:sz="8" w:space="0" w:color="FFFFFF" w:themeColor="background1"/>
+              <w:right w:val="nil"/>
+            </w:tcBorders>
+          </w:tcPr>
+          <w:p>
+            <w:pPr>
+              <w:pStyle w:val="TableParagraph"/>
+              <w:rPr>
+                <w:rFonts w:ascii="Times New Roman"/>
+              </w:rPr>
+            </w:pPr>
+          </w:p>
+        </w:tc>
+        <w:tc>
+          <w:tcPr>
+            <w:tcW w:w="4160" w:type="dxa"/>
+            <w:gridSpan w:val="7"/>
             <w:tcBorders>
               <w:top w:val="single" w:sz="8" w:space="0" w:color="000000"/>
               <w:left w:val="nil"/>
-              <w:bottom w:val="nil"/>
-              <w:right w:val="nil"/>
-            </w:tcBorders>
-          </w:tcPr>
-          <w:p>
-            <w:pPr>
-              <w:pStyle w:val="TableParagraph"/>
-              <w:rPr>
-                <w:rFonts w:ascii="Times New Roman"/>
-              </w:rPr>
-            </w:pPr>
-          </w:p>
-        </w:tc>
-        <w:tc>
-          <w:tcPr>
-            <w:tcW w:w="186" w:type="dxa"/>
-            <w:tcBorders>
-              <w:top w:val="single" w:sz="8" w:space="0" w:color="000000"/>
-              <w:left w:val="nil"/>
-              <w:bottom w:val="nil"/>
-              <w:right w:val="nil"/>
-            </w:tcBorders>
-          </w:tcPr>
-          <w:p>
-            <w:pPr>
-              <w:pStyle w:val="TableParagraph"/>
-              <w:rPr>
-                <w:rFonts w:ascii="Times New Roman"/>
-              </w:rPr>
-            </w:pPr>
-          </w:p>
-        </w:tc>
-        <w:tc>
-          <w:tcPr>
-            <w:tcW w:w="605" w:type="dxa"/>
-            <w:tcBorders>
-              <w:top w:val="single" w:sz="8" w:space="0" w:color="000000"/>
-              <w:left w:val="nil"/>
-              <w:bottom w:val="nil"/>
-              <w:right w:val="nil"/>
-            </w:tcBorders>
-          </w:tcPr>
-          <w:p>
-            <w:pPr>
-              <w:pStyle w:val="TableParagraph"/>
-              <w:rPr>
-                <w:rFonts w:ascii="Times New Roman"/>
-              </w:rPr>
-            </w:pPr>
-          </w:p>
-        </w:tc>
-        <w:tc>
-          <w:tcPr>
-            <w:tcW w:w="2338" w:type="dxa"/>
-            <w:gridSpan w:val="3"/>
-            <w:tcBorders>
-              <w:top w:val="single" w:sz="8" w:space="0" w:color="000000"/>
-              <w:left w:val="nil"/>
-              <w:bottom w:val="nil"/>
-              <w:right w:val="nil"/>
-            </w:tcBorders>
-          </w:tcPr>
-          <w:p>
-            <w:pPr>
-              <w:pStyle w:val="TableParagraph"/>
-              <w:bidi/>
-              <w:spacing w:before="55"/>
+              <w:bottom w:val="single" w:sz="8" w:space="0" w:color="auto"/>
+              <w:right w:val="nil"/>
+            </w:tcBorders>
+            <w:vAlign w:val="center"/>
+          </w:tcPr>
+          <w:p>
+            <w:pPr>
+              <w:pStyle w:val="TableParagraph"/>
               <w:jc w:val="center"/>
               <w:rPr>
-                <w:rFonts w:ascii="Times New Roman" w:cs="Times New Roman"/>
-                <w:b/>
-                <w:bCs/>
-                <w:sz w:val="39"/>
-                <w:szCs w:val="39"/>
-                <w:lang w:val="en-US"/>
+                <w:rFonts w:ascii="Times New Roman"/>
               </w:rPr>
             </w:pPr>
             <w:r>
@@ -3400,30 +3259,11 @@
         </w:tc>
         <w:tc>
           <w:tcPr>
-            <w:tcW w:w="526" w:type="dxa"/>
-            <w:tcBorders>
-              <w:top w:val="single" w:sz="8" w:space="0" w:color="000000"/>
-              <w:left w:val="nil"/>
-              <w:bottom w:val="nil"/>
-              <w:right w:val="nil"/>
-            </w:tcBorders>
-          </w:tcPr>
-          <w:p>
-            <w:pPr>
-              <w:pStyle w:val="TableParagraph"/>
-              <w:rPr>
-                <w:rFonts w:ascii="Times New Roman"/>
-              </w:rPr>
-            </w:pPr>
-          </w:p>
-        </w:tc>
-        <w:tc>
-          <w:tcPr>
             <w:tcW w:w="947" w:type="dxa"/>
             <w:tcBorders>
-              <w:top w:val="single" w:sz="8" w:space="0" w:color="000000"/>
-              <w:left w:val="nil"/>
-              <w:bottom w:val="nil"/>
+              <w:top w:val="single" w:sz="8" w:space="0" w:color="FFFFFF" w:themeColor="background1"/>
+              <w:left w:val="nil"/>
+              <w:bottom w:val="single" w:sz="8" w:space="0" w:color="FFFFFF" w:themeColor="background1"/>
             </w:tcBorders>
           </w:tcPr>
           <w:p>
@@ -3578,85 +3418,27 @@
           <w:tcPr>
             <w:tcW w:w="517" w:type="dxa"/>
             <w:tcBorders>
-              <w:top w:val="nil"/>
-              <w:bottom w:val="nil"/>
-              <w:right w:val="nil"/>
-            </w:tcBorders>
-          </w:tcPr>
-          <w:p>
-            <w:pPr>
-              <w:pStyle w:val="TableParagraph"/>
-              <w:rPr>
-                <w:rFonts w:ascii="Times New Roman"/>
-              </w:rPr>
-            </w:pPr>
-          </w:p>
-        </w:tc>
-        <w:tc>
-          <w:tcPr>
-            <w:tcW w:w="505" w:type="dxa"/>
-            <w:tcBorders>
-              <w:top w:val="single" w:sz="8" w:space="0" w:color="000000"/>
-              <w:left w:val="nil"/>
-              <w:bottom w:val="nil"/>
-              <w:right w:val="nil"/>
-            </w:tcBorders>
-          </w:tcPr>
-          <w:p>
-            <w:pPr>
-              <w:pStyle w:val="TableParagraph"/>
-              <w:rPr>
-                <w:rFonts w:ascii="Times New Roman"/>
-              </w:rPr>
-            </w:pPr>
-          </w:p>
-        </w:tc>
-        <w:tc>
-          <w:tcPr>
-            <w:tcW w:w="186" w:type="dxa"/>
-            <w:tcBorders>
-              <w:top w:val="single" w:sz="8" w:space="0" w:color="000000"/>
-              <w:left w:val="nil"/>
-              <w:bottom w:val="nil"/>
-              <w:right w:val="nil"/>
-            </w:tcBorders>
-          </w:tcPr>
-          <w:p>
-            <w:pPr>
-              <w:pStyle w:val="TableParagraph"/>
-              <w:rPr>
-                <w:rFonts w:ascii="Times New Roman"/>
-              </w:rPr>
-            </w:pPr>
-          </w:p>
-        </w:tc>
-        <w:tc>
-          <w:tcPr>
-            <w:tcW w:w="605" w:type="dxa"/>
-            <w:tcBorders>
-              <w:top w:val="single" w:sz="8" w:space="0" w:color="000000"/>
-              <w:left w:val="nil"/>
-              <w:bottom w:val="nil"/>
-              <w:right w:val="nil"/>
-            </w:tcBorders>
-          </w:tcPr>
-          <w:p>
-            <w:pPr>
-              <w:pStyle w:val="TableParagraph"/>
-              <w:rPr>
-                <w:rFonts w:ascii="Times New Roman"/>
-              </w:rPr>
-            </w:pPr>
-          </w:p>
-        </w:tc>
-        <w:tc>
-          <w:tcPr>
-            <w:tcW w:w="2338" w:type="dxa"/>
-            <w:gridSpan w:val="3"/>
-            <w:tcBorders>
-              <w:top w:val="single" w:sz="8" w:space="0" w:color="000000"/>
-              <w:left w:val="nil"/>
-              <w:bottom w:val="nil"/>
+              <w:top w:val="single" w:sz="8" w:space="0" w:color="FFFFFF" w:themeColor="background1"/>
+              <w:right w:val="nil"/>
+            </w:tcBorders>
+          </w:tcPr>
+          <w:p>
+            <w:pPr>
+              <w:pStyle w:val="TableParagraph"/>
+              <w:rPr>
+                <w:rFonts w:ascii="Times New Roman"/>
+              </w:rPr>
+            </w:pPr>
+            <w:bookmarkStart w:id="0" w:name="_GoBack" w:colFirst="1" w:colLast="1"/>
+          </w:p>
+        </w:tc>
+        <w:tc>
+          <w:tcPr>
+            <w:tcW w:w="4160" w:type="dxa"/>
+            <w:gridSpan w:val="7"/>
+            <w:tcBorders>
+              <w:top w:val="single" w:sz="8" w:space="0" w:color="auto"/>
+              <w:left w:val="nil"/>
               <w:right w:val="nil"/>
             </w:tcBorders>
             <w:vAlign w:val="center"/>
@@ -3664,18 +3446,9 @@
           <w:p>
             <w:pPr>
               <w:pStyle w:val="TableParagraph"/>
-              <w:bidi/>
-              <w:spacing w:before="55"/>
               <w:jc w:val="center"/>
               <w:rPr>
-                <w:rFonts w:ascii="Times New Roman" w:cs="Times New Roman"/>
-                <w:b/>
-                <w:bCs/>
-                <w:w w:val="79"/>
-                <w:sz w:val="39"/>
-                <w:szCs w:val="39"/>
-                <w:rtl/>
-                <w:lang w:val="en-US"/>
+                <w:rFonts w:ascii="Times New Roman"/>
               </w:rPr>
             </w:pPr>
             <w:r>
@@ -3711,30 +3484,10 @@
         </w:tc>
         <w:tc>
           <w:tcPr>
-            <w:tcW w:w="526" w:type="dxa"/>
-            <w:tcBorders>
-              <w:top w:val="single" w:sz="8" w:space="0" w:color="000000"/>
-              <w:left w:val="nil"/>
-              <w:bottom w:val="nil"/>
-              <w:right w:val="nil"/>
-            </w:tcBorders>
-          </w:tcPr>
-          <w:p>
-            <w:pPr>
-              <w:pStyle w:val="TableParagraph"/>
-              <w:rPr>
-                <w:rFonts w:ascii="Times New Roman"/>
-              </w:rPr>
-            </w:pPr>
-          </w:p>
-        </w:tc>
-        <w:tc>
-          <w:tcPr>
             <w:tcW w:w="947" w:type="dxa"/>
             <w:tcBorders>
-              <w:top w:val="single" w:sz="8" w:space="0" w:color="000000"/>
-              <w:left w:val="nil"/>
-              <w:bottom w:val="nil"/>
+              <w:top w:val="single" w:sz="8" w:space="0" w:color="FFFFFF" w:themeColor="background1"/>
+              <w:left w:val="nil"/>
             </w:tcBorders>
           </w:tcPr>
           <w:p>
@@ -3911,6 +3664,7 @@
         </w:tc>
       </w:tr>
     </w:tbl>
+    <w:bookmarkEnd w:id="0"/>
     <w:p>
       <w:pPr>
         <w:spacing w:before="120"/>

--- a/templates/raport-mid.docx
+++ b/templates/raport-mid.docx
@@ -1,11 +1,12 @@
 
 <file path=word/document.xml><?xml version="1.0" encoding="utf-8"?>
-<w:document xmlns:wpc="http://schemas.microsoft.com/office/word/2010/wordprocessingCanvas" xmlns:cx="http://schemas.microsoft.com/office/drawing/2014/chartex" xmlns:cx1="http://schemas.microsoft.com/office/drawing/2015/9/8/chartex" xmlns:cx2="http://schemas.microsoft.com/office/drawing/2015/10/21/chartex" xmlns:cx3="http://schemas.microsoft.com/office/drawing/2016/5/9/chartex" xmlns:cx4="http://schemas.microsoft.com/office/drawing/2016/5/10/chartex" xmlns:cx5="http://schemas.microsoft.com/office/drawing/2016/5/11/chartex" xmlns:cx6="http://schemas.microsoft.com/office/drawing/2016/5/12/chartex" xmlns:cx7="http://schemas.microsoft.com/office/drawing/2016/5/13/chartex" xmlns:cx8="http://schemas.microsoft.com/office/drawing/2016/5/14/chartex" xmlns:mc="http://schemas.openxmlformats.org/markup-compatibility/2006" xmlns:aink="http://schemas.microsoft.com/office/drawing/2016/ink" xmlns:am3d="http://schemas.microsoft.com/office/drawing/2017/model3d" xmlns:o="urn:schemas-microsoft-com:office:office" xmlns:r="http://schemas.openxmlformats.org/officeDocument/2006/relationships" xmlns:m="http://schemas.openxmlformats.org/officeDocument/2006/math" xmlns:v="urn:schemas-microsoft-com:vml" xmlns:wp14="http://schemas.microsoft.com/office/word/2010/wordprocessingDrawing" xmlns:wp="http://schemas.openxmlformats.org/drawingml/2006/wordprocessingDrawing" xmlns:w10="urn:schemas-microsoft-com:office:word" xmlns:w="http://schemas.openxmlformats.org/wordprocessingml/2006/main" xmlns:w14="http://schemas.microsoft.com/office/word/2010/wordml" xmlns:w15="http://schemas.microsoft.com/office/word/2012/wordml" xmlns:w16cex="http://schemas.microsoft.com/office/word/2018/wordml/cex" xmlns:w16cid="http://schemas.microsoft.com/office/word/2016/wordml/cid" xmlns:w16="http://schemas.microsoft.com/office/word/2018/wordml" xmlns:w16se="http://schemas.microsoft.com/office/word/2015/wordml/symex" xmlns:wpg="http://schemas.microsoft.com/office/word/2010/wordprocessingGroup" xmlns:wpi="http://schemas.microsoft.com/office/word/2010/wordprocessingInk" xmlns:wne="http://schemas.microsoft.com/office/word/2006/wordml" xmlns:wps="http://schemas.microsoft.com/office/word/2010/wordprocessingShape" mc:Ignorable="w14 w15 w16se w16cid w16 w16cex wp14">
+<w:document xmlns:wpc="http://schemas.microsoft.com/office/word/2010/wordprocessingCanvas" xmlns:cx="http://schemas.microsoft.com/office/drawing/2014/chartex" xmlns:cx1="http://schemas.microsoft.com/office/drawing/2015/9/8/chartex" xmlns:cx2="http://schemas.microsoft.com/office/drawing/2015/10/21/chartex" xmlns:cx3="http://schemas.microsoft.com/office/drawing/2016/5/9/chartex" xmlns:cx4="http://schemas.microsoft.com/office/drawing/2016/5/10/chartex" xmlns:cx5="http://schemas.microsoft.com/office/drawing/2016/5/11/chartex" xmlns:cx6="http://schemas.microsoft.com/office/drawing/2016/5/12/chartex" xmlns:cx7="http://schemas.microsoft.com/office/drawing/2016/5/13/chartex" xmlns:cx8="http://schemas.microsoft.com/office/drawing/2016/5/14/chartex" xmlns:mc="http://schemas.openxmlformats.org/markup-compatibility/2006" xmlns:aink="http://schemas.microsoft.com/office/drawing/2016/ink" xmlns:am3d="http://schemas.microsoft.com/office/drawing/2017/model3d" xmlns:o="urn:schemas-microsoft-com:office:office" xmlns:oel="http://schemas.microsoft.com/office/2019/extlst" xmlns:r="http://schemas.openxmlformats.org/officeDocument/2006/relationships" xmlns:m="http://schemas.openxmlformats.org/officeDocument/2006/math" xmlns:v="urn:schemas-microsoft-com:vml" xmlns:wp14="http://schemas.microsoft.com/office/word/2010/wordprocessingDrawing" xmlns:wp="http://schemas.openxmlformats.org/drawingml/2006/wordprocessingDrawing" xmlns:w10="urn:schemas-microsoft-com:office:word" xmlns:w="http://schemas.openxmlformats.org/wordprocessingml/2006/main" xmlns:w14="http://schemas.microsoft.com/office/word/2010/wordml" xmlns:w15="http://schemas.microsoft.com/office/word/2012/wordml" xmlns:w16cex="http://schemas.microsoft.com/office/word/2018/wordml/cex" xmlns:w16cid="http://schemas.microsoft.com/office/word/2016/wordml/cid" xmlns:w16="http://schemas.microsoft.com/office/word/2018/wordml" xmlns:w16sdtdh="http://schemas.microsoft.com/office/word/2020/wordml/sdtdatahash" xmlns:w16se="http://schemas.microsoft.com/office/word/2015/wordml/symex" xmlns:wpg="http://schemas.microsoft.com/office/word/2010/wordprocessingGroup" xmlns:wpi="http://schemas.microsoft.com/office/word/2010/wordprocessingInk" xmlns:wne="http://schemas.microsoft.com/office/word/2006/wordml" xmlns:wps="http://schemas.microsoft.com/office/word/2010/wordprocessingShape" mc:Ignorable="w14 w15 w16se w16cid w16 w16cex w16sdtdh wp14">
   <w:body>
     <w:p>
       <w:pPr>
         <w:pStyle w:val="BodyText"/>
         <w:ind w:left="162"/>
+        <w:jc w:val="center"/>
         <w:rPr>
           <w:rFonts w:ascii="Times New Roman"/>
           <w:b w:val="0"/>
@@ -15,29 +16,39 @@
       </w:pPr>
       <w:r>
         <w:rPr>
-          <w:rFonts w:ascii="Times New Roman"/>
-          <w:b w:val="0"/>
           <w:noProof/>
-          <w:sz w:val="20"/>
-          <w:u w:val="none"/>
         </w:rPr>
         <w:drawing>
-          <wp:inline distT="0" distB="0" distL="0" distR="0" wp14:anchorId="1A20C24D" wp14:editId="75CAC289">
-            <wp:extent cx="6492231" cy="875919"/>
+          <wp:inline distT="0" distB="0" distL="0" distR="0" wp14:anchorId="5DA82698" wp14:editId="10589A84">
+            <wp:extent cx="6274676" cy="883844"/>
             <wp:effectExtent l="0" t="0" r="0" b="0"/>
-            <wp:docPr id="1" name="Image 1"/>
+            <wp:docPr id="7" name="image1.png" title="Gambar">
+              <a:extLst xmlns:a="http://schemas.openxmlformats.org/drawingml/2006/main">
+                <a:ext uri="{FF2B5EF4-FFF2-40B4-BE49-F238E27FC236}">
+                  <a16:creationId xmlns:a16="http://schemas.microsoft.com/office/drawing/2014/main" id="{00000000-0008-0000-0000-000002000000}"/>
+                </a:ext>
+              </a:extLst>
+            </wp:docPr>
             <wp:cNvGraphicFramePr>
-              <a:graphicFrameLocks xmlns:a="http://schemas.openxmlformats.org/drawingml/2006/main"/>
+              <a:graphicFrameLocks xmlns:a="http://schemas.openxmlformats.org/drawingml/2006/main" noChangeAspect="1"/>
             </wp:cNvGraphicFramePr>
             <a:graphic xmlns:a="http://schemas.openxmlformats.org/drawingml/2006/main">
               <a:graphicData uri="http://schemas.openxmlformats.org/drawingml/2006/picture">
                 <pic:pic xmlns:pic="http://schemas.openxmlformats.org/drawingml/2006/picture">
                   <pic:nvPicPr>
-                    <pic:cNvPr id="1" name="Image 1"/>
-                    <pic:cNvPicPr/>
+                    <pic:cNvPr id="2" name="image1.png" title="Gambar">
+                      <a:extLst>
+                        <a:ext uri="{FF2B5EF4-FFF2-40B4-BE49-F238E27FC236}">
+                          <a16:creationId xmlns:a16="http://schemas.microsoft.com/office/drawing/2014/main" id="{00000000-0008-0000-0000-000002000000}"/>
+                        </a:ext>
+                      </a:extLst>
+                    </pic:cNvPr>
+                    <pic:cNvPicPr>
+                      <a:picLocks noChangeAspect="1"/>
+                    </pic:cNvPicPr>
                   </pic:nvPicPr>
                   <pic:blipFill>
-                    <a:blip r:embed="rId4" cstate="print"/>
+                    <a:blip r:embed="rId5" cstate="print"/>
                     <a:stretch>
                       <a:fillRect/>
                     </a:stretch>
@@ -45,7 +56,7 @@
                   <pic:spPr>
                     <a:xfrm>
                       <a:off x="0" y="0"/>
-                      <a:ext cx="6492231" cy="875919"/>
+                      <a:ext cx="6330171" cy="891661"/>
                     </a:xfrm>
                     <a:prstGeom prst="rect">
                       <a:avLst/>
@@ -100,7 +111,7 @@
                     <pic:cNvPicPr/>
                   </pic:nvPicPr>
                   <pic:blipFill>
-                    <a:blip r:embed="rId5" cstate="print"/>
+                    <a:blip r:embed="rId6" cstate="print"/>
                     <a:stretch>
                       <a:fillRect/>
                     </a:stretch>
@@ -1012,8 +1023,6 @@
               </w:rPr>
               <w:t>}</w:t>
             </w:r>
-            <w:bookmarkStart w:id="0" w:name="_GoBack"/>
-            <w:bookmarkEnd w:id="0"/>
           </w:p>
         </w:tc>
         <w:tc>
@@ -1287,25 +1296,7 @@
                 <w:sz w:val="23"/>
                 <w:lang w:val="en-US"/>
               </w:rPr>
-              <w:t>{</w:t>
-            </w:r>
-            <w:proofErr w:type="spellStart"/>
-            <w:r>
-              <w:rPr>
-                <w:spacing w:val="-2"/>
-                <w:sz w:val="23"/>
-                <w:lang w:val="en-US"/>
-              </w:rPr>
-              <w:t>kelas</w:t>
-            </w:r>
-            <w:proofErr w:type="spellEnd"/>
-            <w:r>
-              <w:rPr>
-                <w:spacing w:val="-2"/>
-                <w:sz w:val="23"/>
-                <w:lang w:val="en-US"/>
-              </w:rPr>
-              <w:t>}</w:t>
+              <w:t>{kelas}</w:t>
             </w:r>
           </w:p>
         </w:tc>
@@ -1561,7 +1552,7 @@
                                 <pic:cNvPicPr/>
                               </pic:nvPicPr>
                               <pic:blipFill>
-                                <a:blip r:embed="rId6" cstate="print"/>
+                                <a:blip r:embed="rId7" cstate="print"/>
                                 <a:stretch>
                                   <a:fillRect/>
                                 </a:stretch>
@@ -1582,7 +1573,7 @@
                                 <pic:cNvPicPr/>
                               </pic:nvPicPr>
                               <pic:blipFill>
-                                <a:blip r:embed="rId7" cstate="print"/>
+                                <a:blip r:embed="rId8" cstate="print"/>
                                 <a:stretch>
                                   <a:fillRect/>
                                 </a:stretch>
@@ -1626,10 +1617,10 @@
                         <o:lock v:ext="edit" aspectratio="t"/>
                       </v:shapetype>
                       <v:shape id="Image 4" o:spid="_x0000_s1027" type="#_x0000_t75" style="position:absolute;width:65559;height:1798;visibility:visible;mso-wrap-style:square" o:gfxdata="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">
-                        <v:imagedata r:id="rId8" o:title=""/>
+                        <v:imagedata r:id="rId9" o:title=""/>
                       </v:shape>
                       <v:shape id="Image 5" o:spid="_x0000_s1028" type="#_x0000_t75" style="position:absolute;top:1783;width:65559;height:1798;visibility:visible;mso-wrap-style:square" o:gfxdata="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">
-                        <v:imagedata r:id="rId9" o:title=""/>
+                        <v:imagedata r:id="rId10" o:title=""/>
                       </v:shape>
                     </v:group>
                   </w:pict>
@@ -2277,6 +2268,7 @@
               <w:bidi/>
               <w:spacing w:line="271" w:lineRule="exact"/>
               <w:ind w:left="314"/>
+              <w:jc w:val="center"/>
               <w:rPr>
                 <w:rFonts w:ascii="Arial" w:cs="Arial"/>
                 <w:sz w:val="25"/>
@@ -2541,7 +2533,7 @@
             <w:pPr>
               <w:pStyle w:val="TableParagraph"/>
               <w:spacing w:before="81"/>
-              <w:ind w:right="121"/>
+              <w:ind w:right="-15"/>
               <w:jc w:val="center"/>
               <w:rPr>
                 <w:b/>
@@ -2570,7 +2562,8 @@
             <w:pPr>
               <w:pStyle w:val="TableParagraph"/>
               <w:spacing w:before="72"/>
-              <w:ind w:left="144"/>
+              <w:ind w:left="-20" w:right="-15" w:firstLine="20"/>
+              <w:jc w:val="center"/>
               <w:rPr>
                 <w:b/>
                 <w:sz w:val="21"/>
@@ -2621,7 +2614,8 @@
             <w:pPr>
               <w:pStyle w:val="TableParagraph"/>
               <w:spacing w:before="72"/>
-              <w:ind w:left="516"/>
+              <w:ind w:right="-15"/>
+              <w:jc w:val="center"/>
               <w:rPr>
                 <w:b/>
                 <w:sz w:val="21"/>
@@ -2656,7 +2650,7 @@
             <w:pPr>
               <w:pStyle w:val="TableParagraph"/>
               <w:spacing w:before="81"/>
-              <w:ind w:left="-30"/>
+              <w:ind w:right="-15"/>
               <w:jc w:val="center"/>
               <w:rPr>
                 <w:b/>
@@ -2684,7 +2678,7 @@
             <w:pPr>
               <w:pStyle w:val="TableParagraph"/>
               <w:spacing w:before="72"/>
-              <w:ind w:left="12"/>
+              <w:ind w:right="-15"/>
               <w:jc w:val="center"/>
               <w:rPr>
                 <w:b/>
@@ -2735,7 +2729,7 @@
               <w:pStyle w:val="TableParagraph"/>
               <w:bidi/>
               <w:spacing w:before="74"/>
-              <w:ind w:left="103"/>
+              <w:ind w:right="-15"/>
               <w:jc w:val="center"/>
               <w:rPr>
                 <w:rFonts w:ascii="Arial"/>
@@ -2794,7 +2788,7 @@
               <w:pStyle w:val="TableParagraph"/>
               <w:bidi/>
               <w:spacing w:before="84"/>
-              <w:ind w:left="103"/>
+              <w:ind w:right="-15"/>
               <w:jc w:val="center"/>
               <w:rPr>
                 <w:rFonts w:ascii="Arial"/>
@@ -2827,7 +2821,7 @@
               <w:pStyle w:val="TableParagraph"/>
               <w:bidi/>
               <w:spacing w:before="74"/>
-              <w:ind w:left="103" w:right="215"/>
+              <w:ind w:right="-15"/>
               <w:jc w:val="center"/>
               <w:rPr>
                 <w:rFonts w:ascii="Arial" w:cs="Arial"/>
@@ -2864,7 +2858,7 @@
               <w:pStyle w:val="TableParagraph"/>
               <w:bidi/>
               <w:spacing w:before="74"/>
-              <w:ind w:left="103" w:right="-15"/>
+              <w:ind w:right="-15"/>
               <w:jc w:val="center"/>
               <w:rPr>
                 <w:rFonts w:ascii="Arial"/>
@@ -2920,7 +2914,7 @@
               <w:pStyle w:val="TableParagraph"/>
               <w:bidi/>
               <w:spacing w:before="84"/>
-              <w:ind w:left="103" w:right="31"/>
+              <w:ind w:right="-15"/>
               <w:jc w:val="center"/>
               <w:rPr>
                 <w:rFonts w:ascii="Arial"/>
@@ -2952,7 +2946,7 @@
               <w:pStyle w:val="TableParagraph"/>
               <w:bidi/>
               <w:spacing w:before="74"/>
-              <w:ind w:left="86" w:right="343"/>
+              <w:ind w:right="-15"/>
               <w:jc w:val="center"/>
               <w:rPr>
                 <w:rFonts w:ascii="Arial" w:cs="Arial"/>
@@ -3532,21 +3526,12 @@
               </w:rPr>
               <w:t>${</w:t>
             </w:r>
-            <w:proofErr w:type="spellStart"/>
-            <w:r>
-              <w:rPr>
-                <w:rFonts w:ascii="Times New Roman"/>
-                <w:lang w:val="en-US"/>
-              </w:rPr>
-              <w:t>tanggal</w:t>
-            </w:r>
-            <w:proofErr w:type="spellEnd"/>
-            <w:r>
-              <w:rPr>
-                <w:rFonts w:ascii="Times New Roman"/>
-                <w:lang w:val="en-US"/>
-              </w:rPr>
-              <w:t>}</w:t>
+            <w:r>
+              <w:rPr>
+                <w:rFonts w:ascii="Times New Roman"/>
+                <w:lang w:val="en-US"/>
+              </w:rPr>
+              <w:t>tanggal}</w:t>
             </w:r>
           </w:p>
         </w:tc>
@@ -3579,7 +3564,7 @@
             <w:tcW w:w="517" w:type="dxa"/>
             <w:tcBorders>
               <w:top w:val="nil"/>
-              <w:bottom w:val="nil"/>
+              <w:bottom w:val="double" w:sz="12" w:space="0" w:color="auto"/>
               <w:right w:val="nil"/>
             </w:tcBorders>
           </w:tcPr>
@@ -3598,7 +3583,7 @@
             <w:tcBorders>
               <w:top w:val="single" w:sz="8" w:space="0" w:color="000000"/>
               <w:left w:val="nil"/>
-              <w:bottom w:val="nil"/>
+              <w:bottom w:val="double" w:sz="12" w:space="0" w:color="auto"/>
               <w:right w:val="nil"/>
             </w:tcBorders>
           </w:tcPr>
@@ -3617,7 +3602,7 @@
             <w:tcBorders>
               <w:top w:val="single" w:sz="8" w:space="0" w:color="000000"/>
               <w:left w:val="nil"/>
-              <w:bottom w:val="nil"/>
+              <w:bottom w:val="double" w:sz="12" w:space="0" w:color="auto"/>
               <w:right w:val="nil"/>
             </w:tcBorders>
           </w:tcPr>
@@ -3636,7 +3621,7 @@
             <w:tcBorders>
               <w:top w:val="single" w:sz="8" w:space="0" w:color="000000"/>
               <w:left w:val="nil"/>
-              <w:bottom w:val="nil"/>
+              <w:bottom w:val="double" w:sz="12" w:space="0" w:color="auto"/>
               <w:right w:val="nil"/>
             </w:tcBorders>
           </w:tcPr>
@@ -3656,7 +3641,7 @@
             <w:tcBorders>
               <w:top w:val="single" w:sz="8" w:space="0" w:color="000000"/>
               <w:left w:val="nil"/>
-              <w:bottom w:val="nil"/>
+              <w:bottom w:val="double" w:sz="12" w:space="0" w:color="auto"/>
               <w:right w:val="nil"/>
             </w:tcBorders>
             <w:vAlign w:val="center"/>
@@ -3668,23 +3653,19 @@
               <w:spacing w:before="55"/>
               <w:jc w:val="center"/>
               <w:rPr>
-                <w:rFonts w:ascii="Times New Roman" w:cs="Times New Roman"/>
-                <w:b/>
-                <w:bCs/>
-                <w:w w:val="79"/>
-                <w:sz w:val="39"/>
-                <w:szCs w:val="39"/>
-                <w:rtl/>
-                <w:lang w:val="en-US"/>
-              </w:rPr>
-            </w:pPr>
-            <w:r>
-              <w:rPr>
                 <w:rFonts w:ascii="Times New Roman"/>
                 <w:b/>
                 <w:sz w:val="27"/>
                 <w:lang w:val="en-US"/>
               </w:rPr>
+            </w:pPr>
+            <w:r>
+              <w:rPr>
+                <w:rFonts w:ascii="Times New Roman"/>
+                <w:b/>
+                <w:sz w:val="27"/>
+                <w:lang w:val="en-US"/>
+              </w:rPr>
               <w:t>${</w:t>
             </w:r>
             <w:proofErr w:type="spellStart"/>
@@ -3715,7 +3696,7 @@
             <w:tcBorders>
               <w:top w:val="single" w:sz="8" w:space="0" w:color="000000"/>
               <w:left w:val="nil"/>
-              <w:bottom w:val="nil"/>
+              <w:bottom w:val="double" w:sz="12" w:space="0" w:color="auto"/>
               <w:right w:val="nil"/>
             </w:tcBorders>
           </w:tcPr>
@@ -3734,7 +3715,7 @@
             <w:tcBorders>
               <w:top w:val="single" w:sz="8" w:space="0" w:color="000000"/>
               <w:left w:val="nil"/>
-              <w:bottom w:val="nil"/>
+              <w:bottom w:val="double" w:sz="12" w:space="0" w:color="auto"/>
             </w:tcBorders>
           </w:tcPr>
           <w:p>
@@ -3821,9 +3802,11 @@
               <w:spacing w:after="60"/>
               <w:jc w:val="center"/>
               <w:rPr>
-                <w:rFonts w:ascii="Times New Roman"/>
-                <w:spacing w:val="-4"/>
-                <w:lang w:val="en-US"/>
+                <w:rFonts w:ascii="Arial" w:cs="Arial"/>
+                <w:w w:val="59"/>
+                <w:sz w:val="28"/>
+                <w:szCs w:val="28"/>
+                <w:rtl/>
               </w:rPr>
             </w:pPr>
             <w:r>
@@ -3949,7 +3932,7 @@
                     <pic:cNvPicPr/>
                   </pic:nvPicPr>
                   <pic:blipFill>
-                    <a:blip r:embed="rId10" cstate="print"/>
+                    <a:blip r:embed="rId11" cstate="print"/>
                     <a:stretch>
                       <a:fillRect/>
                     </a:stretch>
@@ -4096,7 +4079,7 @@
                     <pic:cNvPicPr/>
                   </pic:nvPicPr>
                   <pic:blipFill>
-                    <a:blip r:embed="rId11">
+                    <a:blip r:embed="rId12">
                       <a:extLst>
                         <a:ext uri="{28A0092B-C50C-407E-A947-70E740481C1C}">
                           <a14:useLocalDpi xmlns:a14="http://schemas.microsoft.com/office/drawing/2010/main" val="0"/>
@@ -4169,7 +4152,6 @@
           <w:lang w:val="en-US"/>
         </w:rPr>
       </w:pPr>
-      <w:proofErr w:type="spellStart"/>
       <w:r>
         <w:rPr>
           <w:rFonts w:cs="Arial"/>
@@ -4180,9 +4162,8 @@
           <w:u w:val="single" w:color="000000"/>
           <w:lang w:val="en-US"/>
         </w:rPr>
-        <w:t>Agus</w:t>
+        <w:t>Agus Budi Utomo, S.T.</w:t>
       </w:r>
-      <w:proofErr w:type="spellEnd"/>
       <w:r>
         <w:rPr>
           <w:rFonts w:cs="Arial"/>
@@ -4193,46 +4174,7 @@
           <w:u w:val="single" w:color="000000"/>
           <w:lang w:val="en-US"/>
         </w:rPr>
-        <w:t xml:space="preserve"> Budi </w:t>
-      </w:r>
-      <w:proofErr w:type="spellStart"/>
-      <w:r>
-        <w:rPr>
-          <w:rFonts w:cs="Arial"/>
-          <w:b/>
-          <w:bCs/>
-          <w:sz w:val="21"/>
-          <w:szCs w:val="21"/>
-          <w:u w:val="single" w:color="000000"/>
-          <w:lang w:val="en-US"/>
-        </w:rPr>
-        <w:t>Utomo</w:t>
-      </w:r>
-      <w:proofErr w:type="spellEnd"/>
-      <w:r>
-        <w:rPr>
-          <w:rFonts w:cs="Arial"/>
-          <w:b/>
-          <w:bCs/>
-          <w:sz w:val="21"/>
-          <w:szCs w:val="21"/>
-          <w:u w:val="single" w:color="000000"/>
-          <w:lang w:val="en-US"/>
-        </w:rPr>
-        <w:t xml:space="preserve">, </w:t>
-      </w:r>
-      <w:proofErr w:type="gramStart"/>
-      <w:r>
-        <w:rPr>
-          <w:rFonts w:cs="Arial"/>
-          <w:b/>
-          <w:bCs/>
-          <w:sz w:val="21"/>
-          <w:szCs w:val="21"/>
-          <w:u w:val="single" w:color="000000"/>
-          <w:lang w:val="en-US"/>
-        </w:rPr>
-        <w:t>S.T.,</w:t>
+        <w:t xml:space="preserve"> </w:t>
       </w:r>
       <w:proofErr w:type="spellStart"/>
       <w:r>
@@ -4260,7 +4202,6 @@
         </w:rPr>
         <w:t>.</w:t>
       </w:r>
-      <w:proofErr w:type="gramEnd"/>
     </w:p>
     <w:p>
       <w:pPr>
@@ -4304,7 +4245,7 @@
 </file>
 
 <file path=word/styles.xml><?xml version="1.0" encoding="utf-8"?>
-<w:styles xmlns:mc="http://schemas.openxmlformats.org/markup-compatibility/2006" xmlns:r="http://schemas.openxmlformats.org/officeDocument/2006/relationships" xmlns:w="http://schemas.openxmlformats.org/wordprocessingml/2006/main" xmlns:w14="http://schemas.microsoft.com/office/word/2010/wordml" xmlns:w15="http://schemas.microsoft.com/office/word/2012/wordml" xmlns:w16cex="http://schemas.microsoft.com/office/word/2018/wordml/cex" xmlns:w16cid="http://schemas.microsoft.com/office/word/2016/wordml/cid" xmlns:w16="http://schemas.microsoft.com/office/word/2018/wordml" xmlns:w16se="http://schemas.microsoft.com/office/word/2015/wordml/symex" mc:Ignorable="w14 w15 w16se w16cid w16 w16cex">
+<w:styles xmlns:mc="http://schemas.openxmlformats.org/markup-compatibility/2006" xmlns:r="http://schemas.openxmlformats.org/officeDocument/2006/relationships" xmlns:w="http://schemas.openxmlformats.org/wordprocessingml/2006/main" xmlns:w14="http://schemas.microsoft.com/office/word/2010/wordml" xmlns:w15="http://schemas.microsoft.com/office/word/2012/wordml" xmlns:w16cex="http://schemas.microsoft.com/office/word/2018/wordml/cex" xmlns:w16cid="http://schemas.microsoft.com/office/word/2016/wordml/cid" xmlns:w16="http://schemas.microsoft.com/office/word/2018/wordml" xmlns:w16sdtdh="http://schemas.microsoft.com/office/word/2020/wordml/sdtdatahash" xmlns:w16se="http://schemas.microsoft.com/office/word/2015/wordml/symex" mc:Ignorable="w14 w15 w16se w16cid w16 w16cex w16sdtdh">
   <w:docDefaults>
     <w:rPrDefault>
       <w:rPr>
@@ -5061,4 +5002,16 @@
   <a:objectDefaults/>
   <a:extraClrSchemeLst/>
 </a:theme>
+</file>
+
+<file path=customXml/item1.xml><?xml version="1.0" encoding="utf-8"?>
+<b:Sources xmlns:b="http://schemas.openxmlformats.org/officeDocument/2006/bibliography" xmlns="http://schemas.openxmlformats.org/officeDocument/2006/bibliography" SelectedStyle="\APASixthEditionOfficeOnline.xsl" StyleName="APA" Version="6"/>
+</file>
+
+<file path=customXml/itemProps1.xml><?xml version="1.0" encoding="utf-8"?>
+<ds:datastoreItem xmlns:ds="http://schemas.openxmlformats.org/officeDocument/2006/customXml" ds:itemID="{4BF19649-81A7-4150-8997-1EA2131E9F69}">
+  <ds:schemaRefs>
+    <ds:schemaRef ds:uri="http://schemas.openxmlformats.org/officeDocument/2006/bibliography"/>
+  </ds:schemaRefs>
+</ds:datastoreItem>
 </file>